--- a/b2/paper/B2_Governance_Concentration_Frontiers_Submission.docx
+++ b/b2/paper/B2_Governance_Concentration_Frontiers_Submission.docx
@@ -68,17 +68,17 @@
     </w:p>
     <w:p>
       <w:r>
-        <w:t>Initial token allocation design does not predict governance concentration. A 40-protocol cross-section spanning Decentralized Physical Infrastructure Networks (DePIN), DeFi, infrastructure, and social token categories documents that the percentage of tokens allocated to team and investors at launch is uninformative about post-distribution governance concentration (Pearson r = 0.19, p = 0.25, N = 37): protocols with generous community distributions exhibit concentration patterns similar to those with heavy insider allocations. Hyperliquid, the only protocol in the sample with zero venture capital and a 31% community airdrop, shows the lowest DeFi-subsample HHI (0.005), but the broader null holds across allocation designs. Evidence is consistent with post-distribution market dynamics shaping concentration more than initial structural design.</w:t>
-      </w:r>
-    </w:p>
-    <w:p>
-      <w:r>
-        <w:t>Four supporting findings sharpen the picture. First, protocols with more insider wallets in their top-holder sets exhibit higher concentration among non-insider holders (Spearman rho = 0.54, p = 0.001, N = 34), indicating that insider-heavy protocols develop concentrated governance ecosystems, not merely concentrated insider positions. Second, sector membership predicts concentration: DePIN protocols are more concentrated than DeFi (Mann-Whitney p = 0.014, Cohen’s d = 1.03), and the effect survives multivariate adjustment for protocol age, valuation, and insider allocation (Table 6, p &lt; 0.05 in Models 1 and 2; borderline at p = 0.050 in Model 3; adjusted R² 0.14 to 0.17). Third, on-chain subsidy intensity correlates with concentration in levels (r = 0.58, p = 0.008, N = 20) but entirely through Livepeer (88.5x subsidy): excluding Livepeer, the correlation is not significant (r = 0.12, p = 0.63). Fourth, delegation amplifies concentration unevenly: voting-power HHI reaches 3 to 6 times holding HHI in DePIN, while two infrastructure protocols diverge (Optimism 0.79x, Arbitrum 4.3x), consistent with institutional design at the operator and router level shaping governance outcomes more than sector classification alone.</w:t>
-      </w:r>
-    </w:p>
-    <w:p>
-      <w:r>
-        <w:t>These findings rest on a measurement distinction often conflated in the literature. Token inequality (Gini, dispersion across all holders) and governance concentration (HHI, sum of squared shares across top holders) capture distinct properties of the same holder set. Inequality is severe in every protocol (Gini 0.73 to 0.98), while concentration varies across two orders of magnitude (HHI 0.005 to 0.199); their moderate correlation (r = 0.54) shows that inequality metrics cannot substitute for direct concentration measurement.</w:t>
+        <w:t>Initial token allocation design does not predict governance concentration. A 40-protocol cross-section spanning Decentralized Physical Infrastructure Networks (DePIN), DeFi, infrastructure, and social token categories documents that the percentage of tokens allocated to team and investors at launch is uninformative about post-distribution governance concentration (Pearson r = 0.18, p = 0.28, N = 37): protocols with generous community distributions exhibit concentration patterns similar to those with heavy insider allocations. Hyperliquid, the only protocol in the sample with zero venture capital and a 31% community airdrop, shows the lowest DeFi-subsample Herfindahl-Hirschman Index (HHI) of 0.005, but the broader null holds across allocation designs. Evidence is consistent with post-distribution market dynamics shaping concentration more than initial structural design.</w:t>
+      </w:r>
+    </w:p>
+    <w:p>
+      <w:r>
+        <w:t>Four supporting findings sharpen the picture. First, protocols with more insider wallets in their top-holder sets exhibit higher concentration among non-insider holders (Spearman rho = 0.54, p = 0.001, N = 34), indicating that insider-heavy protocols develop concentrated governance ecosystems, not merely concentrated insider positions. Second, sector membership predicts concentration: DePIN protocols are more concentrated than DeFi (Mann-Whitney p = 0.014, Cohen’s d = 1.03), and the effect survives multivariate OLS adjustment across three nested specifications adding protocol age, log fully diluted valuation (FDV), and initial insider allocation as successive controls (sector coefficient p &lt; 0.05 in Models 1 and 2, borderline at p = 0.050 in Model 3 with the full control set; adjusted R² 0.14 to 0.17; Table 6). Third, on-chain subsidy intensity correlates with concentration in levels (r = 0.58, p = 0.008, N = 20) but entirely through Livepeer (88.5x subsidy): excluding Livepeer, the correlation is not significant (r = 0.12, p = 0.63). Fourth, delegation amplifies concentration unevenly: voting-power HHI reaches 3 to 6 times holding HHI in DePIN, while two infrastructure protocols diverge (Optimism 0.79x, Arbitrum 4.3x), consistent with institutional design at the operator and router level shaping governance outcomes more than sector classification alone.</w:t>
+      </w:r>
+    </w:p>
+    <w:p>
+      <w:r>
+        <w:t>These findings rest on a measurement distinction often conflated in the literature. Token inequality (Gini, dispersion across all holders) and governance concentration (HHI, sum of squared shares across top holders) capture distinct properties of the same holder set. Inequality is severe in every protocol (Gini 0.52 to 0.99), while concentration varies across two orders of magnitude (HHI 0.005 to 0.199); their moderate correlation (r = 0.51) shows that inequality metrics cannot substitute for direct concentration measurement.</w:t>
       </w:r>
     </w:p>
     <w:p>
@@ -718,7 +718,7 @@
     <w:p>
       <w:r>
         <w:rPr/>
-        <w:t>Most directly relevant, Cong et al. (2025) provide stylized facts and analysis suggesting persistent concentration in DAOs and governance token trading dynamics, reinforcing the need for institutional safeguards rather than assuming “token voting” equals democracy. Panel evidence from DAO-quarter data documents that effective governance control concentrates as proposal volume scales, consistent with monitoring costs outpacing broad-based participation (Tchuente, 2025); the cross-sectional allocation null documented here (r = 0.19, p = 0.25) is compatible with this scale-driven concentration mechanism operating independently of initial token distribution.</w:t>
+        <w:t>Most directly relevant, Cong et al. (2025) provide stylized facts and analysis suggesting persistent concentration in DAOs and governance token trading dynamics, reinforcing the need for institutional safeguards rather than assuming “token voting” equals democracy. Panel evidence from DAO-quarter data documents that effective governance control concentrates as proposal volume scales, consistent with monitoring costs outpacing broad-based participation (Tchuente, 2025); the cross-sectional allocation null documented here (r = 0.18, p = 0.28) is compatible with this scale-driven concentration mechanism operating independently of initial token distribution.</w:t>
       </w:r>
     </w:p>
     <w:p>
@@ -2064,7 +2064,7 @@
     </w:p>
     <w:p>
       <w:r>
-        <w:t>Inequality (Gini) is near-universal across all sectors (range 0.45 to 0.99), while concentration (HHI) varies by an order of magnitude (0.004 to 0.199 after excluding protocol-controlled addresses). Token wealth inequality is a structural feature of token systems, but governance concentration, how far power concentrates among few addresses, is design-sensitive. Governance structure is a constitutional choice, not an afterthought. Prior work applying the Gini coefficient to eight major cryptocurrencies found inequality levels comparable to real-world economies (Sai, Buckley, &amp; Le Gear, 2021); because permissionless address creation produces millions of near-zero-balance wallets that inflate Gini toward 1.0 regardless of governance structure, the near-universal inequality this sample documents (Gini 0.45 to 0.99) is a measurement artifact of ledger architecture rather than a governance signal, reinforcing the case for HHI as the primary concentration metric.</w:t>
+        <w:t>Inequality (Gini) is near-universal across all sectors (range 0.45 to 0.99), while concentration (HHI) varies by an order of magnitude (0.004 to 0.199 after excluding protocol-controlled addresses). Token wealth inequality is a structural feature of token systems, but governance concentration, how far power concentrates among few addresses, is design-sensitive. Governance structure is a constitutional choice, not an afterthought. Prior work applying the Gini coefficient to eight major cryptocurrencies found inequality levels comparable to real-world economies (Sai, Buckley, &amp; Le Gear, 2021); because permissionless address creation produces millions of near-zero-balance wallets that inflate Gini toward 1.0 regardless of governance structure, the near-universal inequality this sample documents (Gini 0.52 to 0.99) is a measurement artifact of ledger architecture rather than a governance signal, reinforcing the case for HHI as the primary concentration metric.</w:t>
       </w:r>
     </w:p>
     <w:p>
@@ -7509,7 +7509,7 @@
         <w:rPr>
           <w:b w:val="0"/>
         </w:rPr>
-        <w:t>Initial token allocation design does not predict governance concentration. The percentage of total supply allocated to team and investors at launch shows no significant association with post-distribution HHI (Pearson r = 0.19, p = 0.25, N = 37; Spearman rho = 0.07, p = 0.69). This null persists across alternative specifications: token unlock progress, float-adjusted concentration, and the interaction of allocation with protocol maturity all produce coefficients indistinguishable from zero (Table 6, Models 1 through 3; Table 5 summarizes the bivariate battery). Statistically Validated Network analysis across DeFi protocols documents that governance concentration shifts dynamically in correlation with total value locked and secondary market valuations (Eisermann et al., 2025), consistent with the post-distribution market dynamics that render initial allocation design uninformative in the cross-section.</w:t>
+        <w:t>Initial token allocation design does not predict governance concentration. The percentage of total supply allocated to team and investors at launch shows no significant association with post-distribution HHI (Pearson r = 0.18, p = 0.28, N = 37; Spearman rho = 0.07, p = 0.69). This null persists across alternative specifications: token unlock progress, float-adjusted concentration, and the interaction of allocation with protocol maturity all produce coefficients indistinguishable from zero (Table 6, Models 1 through 3; Table 5 summarizes the bivariate battery). Statistically Validated Network analysis across DeFi protocols documents that governance concentration shifts dynamically in correlation with total value locked and secondary market valuations (Eisermann et al., 2025), consistent with the post-distribution market dynamics that render initial allocation design uninformative in the cross-section.</w:t>
       </w:r>
     </w:p>
     <w:tbl>
@@ -8830,7 +8830,7 @@
               <w:rPr>
                 <w:sz w:val="18"/>
               </w:rPr>
-              <w:t xml:space="preserve">0.54</w:t>
+              <w:t xml:space="preserve">0.51</w:t>
             </w:r>
           </w:p>
         </w:tc>
@@ -8971,7 +8971,7 @@
           <w:i/>
           <w:sz w:val="20"/>
         </w:rPr>
-        <w:t>Insider allocation (%) vs. corrected holding HHI for 37 regression-ready protocols. The null relationship (r = 0.19, p = 0.25) is the paper’s lead finding: initial allocation design does not predict post-distribution governance concentration. Reading the figure: the absence of a downward slope is the finding; if insider allocation drove concentration we would expect a positive slope, and if exclusion overcorrected we would expect a negative slope.</w:t>
+        <w:t>Insider allocation (%) vs. corrected holding HHI for 37 regression-ready protocols. The null relationship (r = 0.18, p = 0.28) is the paper’s lead finding: initial allocation design does not predict post-distribution governance concentration. Reading the figure: the absence of a downward slope is the finding; if insider allocation drove concentration we would expect a positive slope, and if exclusion overcorrected we would expect a negative slope.</w:t>
       </w:r>
     </w:p>
     <w:p>
@@ -8979,7 +8979,7 @@
         <w:rPr>
           <w:b w:val="0"/>
         </w:rPr>
-        <w:t>Hyperliquid provides the strongest available test of the allocation design hypothesis. The protocol accepted zero venture capital, distributed 31% of total supply via a single community airdrop (the largest in crypto history by dollar value), and operates a deflationary model where 97% of trading fees purchase and burn the native token; it has no ongoing emissions. Five protocol-controlled addresses were excluded from the HHI computation: the Assistance Fund system address (confirmed in Hyperliquid documentation), the burn address, the community rewards treasury (241 million tokens, matching the published allocation), the Foundation treasury (60 million tokens, exactly 6% of total supply), and the staking manager contract (confirmed via Hypurrscan). The resulting HHI of 0.005 is the lowest in the DeFi subsample (Lido at 0.013 is the second-lowest, and Compound at 0.027 the third-lowest). Despite the most community-favorable distribution architecture in the sample, this single observation cannot establish a causal claim on its own. The cross-sectional null (Pearson r = 0.19, p = 0.25, N = 37) shows that protocols across the full range of allocation designs achieve comparable concentration levels, consistent with the finding that allocation design does not predict post-distribution concentration.</w:t>
+        <w:t>Hyperliquid provides the strongest available test of the allocation design hypothesis. The protocol accepted zero venture capital, distributed 31% of total supply via a single community airdrop (the largest in crypto history by dollar value), and operates a deflationary model where 97% of trading fees purchase and burn the native token; it has no ongoing emissions. Five protocol-controlled addresses were excluded from the HHI computation: the Assistance Fund system address (confirmed in Hyperliquid documentation), the burn address, the community rewards treasury (241 million tokens, matching the published allocation), the Foundation treasury (60 million tokens, exactly 6% of total supply), and the staking manager contract (confirmed via Hypurrscan). The resulting HHI of 0.005 is the lowest in the DeFi subsample (Lido at 0.013 is the second-lowest, and Compound at 0.027 the third-lowest). Despite the most community-favorable distribution architecture in the sample, this single observation cannot establish a causal claim on its own. The cross-sectional null (Pearson r = 0.18, p = 0.28, N = 37) shows that protocols across the full range of allocation designs achieve comparable concentration levels, consistent with the finding that allocation design does not predict post-distribution concentration.</w:t>
       </w:r>
     </w:p>
     <w:p>
@@ -11233,7 +11233,7 @@
     </w:p>
     <w:p>
       <w:r>
-        <w:t xml:space="preserve">The empirical gap that Alshater (2026) identifies as the most pressing in current DePIN tokenomics research is the absence of rigorous quantitative evaluation of competing economic models. Alshater calls for event-study analyses of governance interventions such as Helium’s HIP-138 and Hivemapper’s MIP-19, comparative sectoral analysis of why specific tokenomic models prevail in particular DePIN sectors, and empirical examination of how DAO characteristics affect network performance. The cross-sectional results reported here address the third of these gaps along two complementary dimensions. First, the insider-retention finding (Spearman rho = 0.44, p = 0.005, N = 39, leave-one-out significant in 39 of 39 iterations) provides evidence consistent with the proposition that token distribution characteristics in current holder positions are robustly associated with governance concentration measured by HHI, while the allocation-design null (Pearson r = 0.19, p = 0.25, N = 37) constrains the alternative hypothesis that initial distribution choices predict downstream concentration. Second, the delegation-adjusted analysis reported in Section 3.5 extends Fritsch et al. (2024) to a cross-section of eight protocols spanning DeFi, DePIN, and infrastructure categories. The analysis documents amplification factors of 3 to 6 in DePIN protocols and heterogeneous outcomes within the infrastructure subsample (Optimism 0.79 times, Arbitrum 4.3 times). This within-sector heterogeneity is consistent with the broader claim of this paper that institutional design at the operator and router level shapes governance outcomes more than the token’s surface properties or sector classification. Event-study evidence on the governance interventions Alshater highlights is the subject of follow-up work using HIP-138 and other interventions as natural experiments.</w:t>
+        <w:t xml:space="preserve">The empirical gap that Alshater (2026) identifies as the most pressing in current DePIN tokenomics research is the absence of rigorous quantitative evaluation of competing economic models. Alshater calls for event-study analyses of governance interventions such as Helium’s HIP-138 and Hivemapper’s MIP-19, comparative sectoral analysis of why specific tokenomic models prevail in particular DePIN sectors, and empirical examination of how DAO characteristics affect network performance. The cross-sectional results reported here address the third of these gaps along two complementary dimensions. First, the insider-retention finding (Spearman rho = 0.44, p = 0.005, N = 39, leave-one-out significant in 39 of 39 iterations) provides evidence consistent with the proposition that token distribution characteristics in current holder positions are robustly associated with governance concentration measured by HHI, while the allocation-design null (Pearson r = 0.18, p = 0.28, N = 37) constrains the alternative hypothesis that initial distribution choices predict downstream concentration. Second, the delegation-adjusted analysis reported in Section 3.5 extends Fritsch et al. (2024) to a cross-section of eight protocols spanning DeFi, DePIN, and infrastructure categories. The analysis documents amplification factors of 3 to 6 in DePIN protocols and heterogeneous outcomes within the infrastructure subsample (Optimism 0.79 times, Arbitrum 4.3 times). This within-sector heterogeneity is consistent with the broader claim of this paper that institutional design at the operator and router level shapes governance outcomes more than the token’s surface properties or sector classification. Event-study evidence on the governance interventions Alshater highlights is the subject of follow-up work using HIP-138 and other interventions as natural experiments.</w:t>
       </w:r>
     </w:p>
     <w:p>
@@ -11264,7 +11264,7 @@
     <w:p>
       <w:r>
         <w:rPr/>
-        <w:t>Low Barriers and Diverse Participation Governance concentration across 40 protocols with valid data (Gini 0.45–0.99; Table 4; Livepeer excluded </w:t>
+        <w:t>Low Barriers and Diverse Participation Governance concentration across 40 protocols with valid data (Gini 0.52 to 0.99; Table 4; Livepeer excluded </w:t>
       </w:r>
       <w:r>
         <w:t>because its cross-chain bridge architecture prevents accurate Gini computation from single-chain holder data) shows that token-weighted voting creates steep participation inequality by default. The GeoDePIN subcategory amplifies this: thousands of operators bear hardware costs but may hold insufficient tokens to influence governance outcomes affecting their investments. Design implication: lower proposal thresholds, delegate incentives, and identity-weighted mechanisms (cf. Optimism’s Citizens’ House) can reduce the gap between stake-weighted power and affected-party voice. Ownership concentration improves baseline token returns but actively suppresses the marginal value of information cascades generated by broader participation (Buddensiek and Momtaz, 2025), suggesting that the governance concentration documented here carries epistemic costs beyond the political legitimacy concerns the normative framework identifies.</w:t>
@@ -11552,7 +11552,7 @@
         <w:rPr>
           <w:b w:val="0"/>
         </w:rPr>
-        <w:t>Governance concentration in token economies is not predicted by how tokens are distributed at launch. Across 40 protocols, initial allocation design is uninformative (r = 0.19, p = 0.25): protocols with generous community distributions exhibit concentration patterns similar to those with heavy insider allocations. Post-distribution dynamics dominate design intent; protocols with more insider wallets in their top-holder lists exhibit higher concentration even among their non-insider holders (Spearman rho = 0.54, p = 0.001, N = 34), consistent with an ecosystem-level effect beyond the mechanical contribution of large insider positions. DePIN protocols exhibit suggestively higher concentration than DeFi protocols (Mann-Whitney p = 0.014, d = 1.03), a pattern consistent with hardware network economics concentrating governance power among infrastructure operators.</w:t>
+        <w:t>Governance concentration in token economies is not predicted by how tokens are distributed at launch. Across 40 protocols, initial allocation design is uninformative (r = 0.18, p = 0.28): protocols with generous community distributions exhibit concentration patterns similar to those with heavy insider allocations. Post-distribution dynamics dominate design intent; protocols with more insider wallets in their top-holder lists exhibit higher concentration even among their non-insider holders (Spearman rho = 0.54, p = 0.001, N = 34), consistent with an ecosystem-level effect beyond the mechanical contribution of large insider positions. DePIN protocols exhibit suggestively higher concentration than DeFi protocols (Mann-Whitney p = 0.014, d = 1.03), a pattern consistent with hardware network economics concentrating governance power among infrastructure operators.</w:t>
       </w:r>
     </w:p>
     <w:p>
@@ -11622,7 +11622,7 @@
     <w:p>
       <w:r>
         <w:rPr/>
-        <w:t>The holding-based HHI captures token distribution but not the threshold mechanics of weighted voting: a holder whose share approaches the passage quota commands pivotal power disproportionate to their nominal share (Motepalli et al., 2025). HHI is additionally subject to value-validity limitations when distributions are highly asymmetric (Kvålsøth, 2022a); the Gini coefficients reported alongside HHI (Table 4) partially address this concern, and the moderate correlation between the two metrics (r = 0.54) indicates they capture distinct concentration dimensions. A companion methodological critique of HHI’s structural properties reinforces the need for multi-metric assessment in highly skewed governance distributions (Kvålsøth, 2022b). Shapley-Shubik Power Index analysis would quantify this divergence, particularly for protocols with concentrated delegation where a few delegates approach quorum thresholds; the allocation design null (Section 3.4) is robust to this concern because it tests whether initial allocation predicts post-distribution concentration, a relationship that holds under any monotonic concentration metric. Separately, ethnographic evidence documents voter turnout below 10% in major DAOs (Calzada, 2025), suggesting that effective governance concentration may exceed holding-based HHI when participation rates are low; participation-adjusted concentration metrics represent a measurement priority for future work.</w:t>
+        <w:t>The holding-based HHI captures token distribution but not the threshold mechanics of weighted voting: a holder whose share approaches the passage quota commands pivotal power disproportionate to their nominal share (Motepalli et al., 2025). HHI is additionally subject to value-validity limitations when distributions are highly asymmetric (Kvålsøth, 2022a); the Gini coefficients reported alongside HHI (Table 4) partially address this concern, and the moderate correlation between the two metrics (r = 0.51) indicates they capture distinct concentration dimensions. A companion methodological critique of HHI’s structural properties reinforces the need for multi-metric assessment in highly skewed governance distributions (Kvålsøth, 2022b). Shapley-Shubik Power Index analysis would quantify this divergence, particularly for protocols with concentrated delegation where a few delegates approach quorum thresholds; the allocation design null (Section 3.4) is robust to this concern because it tests whether initial allocation predicts post-distribution concentration, a relationship that holds under any monotonic concentration metric. Separately, ethnographic evidence documents voter turnout below 10% in major DAOs (Calzada, 2025), suggesting that effective governance concentration may exceed holding-based HHI when participation rates are low; participation-adjusted concentration metrics represent a measurement priority for future work.</w:t>
       </w:r>
     </w:p>
     <w:p>

--- a/b2/paper/B2_Governance_Concentration_Frontiers_Submission.docx
+++ b/b2/paper/B2_Governance_Concentration_Frontiers_Submission.docx
@@ -73,7 +73,7 @@
     </w:p>
     <w:p>
       <w:r>
-        <w:t>Four supporting findings sharpen the picture. First, protocols with more insider wallets in their top-holder sets exhibit higher concentration among non-insider holders (Spearman rho = 0.54, p = 0.001, N = 34), indicating that insider-heavy protocols develop concentrated governance ecosystems, not merely concentrated insider positions. Second, sector membership predicts concentration: DePIN protocols are more concentrated than DeFi (Mann-Whitney p = 0.014, Cohen’s d = 1.03), and the effect survives multivariate OLS adjustment across three nested specifications adding protocol age, log fully diluted valuation (FDV), and initial insider allocation as successive controls (sector coefficient p &lt; 0.05 in Models 1 and 2, borderline at p = 0.050 in Model 3 with the full control set; adjusted R² 0.14 to 0.17; Table 6). Third, on-chain subsidy intensity correlates with concentration in levels (r = 0.58, p = 0.008, N = 20) but entirely through Livepeer (88.5x subsidy): excluding Livepeer, the correlation is not significant (r = 0.12, p = 0.63). Fourth, delegation amplifies concentration unevenly: voting-power HHI reaches 3 to 6 times holding HHI in DePIN, while two infrastructure protocols diverge (Optimism 0.79x, Arbitrum 4.3x), consistent with institutional design at the operator and router level shaping governance outcomes more than sector classification alone.</w:t>
+        <w:t>Four supporting findings sharpen the picture. First, protocols with more insider wallets in their top-holder sets exhibit higher concentration among non-insider holders (Spearman rho = 0.54, p = 0.001, N = 34), indicating that insider-heavy protocols develop concentrated governance ecosystems, not merely concentrated insider positions. Second, sector membership predicts concentration: DePIN protocols are more concentrated than DeFi (Mann-Whitney p = 0.014, Cohen’s d = 1.03), and the effect survives multivariate OLS adjustment across three nested specifications adding protocol age, log fully diluted valuation (FDV), and initial insider allocation as successive controls (sector coefficient p &lt; 0.05 in Models 1 and 2, borderline at p = 0.050 in Model 3 with the full control set; adjusted R² 0.14 to 0.17; Table 6). Third, on-chain subsidy intensity correlates with concentration in levels (r = 0.57, p = 0.008, N = 20) but entirely through Livepeer (88.5x subsidy): excluding Livepeer, the correlation is not significant (r = 0.11, p = 0.65). Fourth, delegation amplifies concentration unevenly: voting-power HHI reaches 3 to 6 times holding HHI in DePIN, while two infrastructure protocols diverge (Optimism 0.79x, Arbitrum 4.3x), consistent with institutional design at the operator and router level shaping governance outcomes more than sector classification alone.</w:t>
       </w:r>
     </w:p>
     <w:p>
@@ -8498,7 +8498,7 @@
               <w:rPr>
                 <w:sz w:val="18"/>
               </w:rPr>
-              <w:t xml:space="preserve">0.58</w:t>
+              <w:t xml:space="preserve">0.57</w:t>
             </w:r>
           </w:p>
         </w:tc>
@@ -11000,7 +11000,7 @@
         <w:rPr>
           <w:b w:val="0"/>
         </w:rPr>
-        <w:t>All primary findings were tested by dropping each protocol one at a time and recomputing the statistic. The insider-retention correlation is fully robust. The DePIN-DeFi sector difference is robust to most but not all exclusions. The subsidy correlation is entirely driven by Livepeer. Details follow.</w:t>
+        <w:t>All primary findings were tested by dropping each protocol one at a time and recomputing the statistic. The insider-retention correlation is fully robust. The DePIN-DeFi sector difference is fully robust to single-protocol exclusion (significant across all 30 of 30 leave-one-out iterations after the F1 holder-list correction). The subsidy correlation is entirely driven by Livepeer. Details follow.</w:t>
       </w:r>
     </w:p>
     <w:p>
@@ -11024,7 +11024,7 @@
         <w:rPr>
           <w:b w:val="0"/>
         </w:rPr>
-        <w:t xml:space="preserve">The subsidy-to-concentration correlation (Pearson r = 0.58, p = 0.008, N = 20) is driven by a single protocol. Livepeer’s subsidy ratio of 88.5x is a 3.5-sigma outlier on the subsidy axis, and its HHI (0.20) is the second-highest in the subsidy subsample. Excluding Livepeer alone reduces the correlation to r = 0.12 (p = 0.63). The remaining 19 protocols show no significant linear association. The Spearman rank correlation on the full subsidy sample is also insignificant (rho = 0.16, p = 0.51), and a log transformation eliminates the linear relationship (r = 0.27, p = 0.28). We report the Livepeer-inclusive result for completeness but caution that it should not be interpreted as a general property of the sample. A robustness check using a Token Terminal expansion sample (N = 22) is consistent with the null at cross-sector Pearson r = 0.095 (p = 0.674); per-sector results in </w:t>
+        <w:t xml:space="preserve">The subsidy-to-concentration correlation (Pearson r = 0.57, p = 0.008, N = 20) is driven by a single protocol. Livepeer’s subsidy ratio of 88.5x is a 3.5-sigma outlier on the subsidy axis, and its HHI (0.20) is the second-highest in the subsidy subsample. Excluding Livepeer alone reduces the correlation to r = 0.11 (p = 0.65). The remaining 19 protocols show no significant linear association. The Spearman rank correlation on the full subsidy sample is also insignificant (rho = 0.16, p = 0.51), and a log transformation eliminates the linear relationship (r = 0.27, p = 0.28). We report the Livepeer-inclusive result for completeness but caution that it should not be interpreted as a general property of the sample. A robustness check using a Token Terminal expansion sample (N = 22) is consistent with the null at cross-sector Pearson r = 0.095 (p = 0.674); per-sector results in </w:t>
       </w:r>
       <w:hyperlink r:id="rId25" w:history="1">
         <w:r>
@@ -11094,7 +11094,7 @@
           <w:i/>
           <w:sz w:val="20"/>
         </w:rPr>
-        <w:t xml:space="preserve">Subsidy ratio (emissions/revenue) vs. governance concentration (HHI) for 20 protocols with on-chain subsidy data. Livepeer (diamond, 88.5x) is a 3.5-sigma outlier that alone drives the Pearson correlation from r = 0.12 (dashed line, excluding Livepeer) to r = 0.58 (solid line, full sample). The expanded Token Terminal sample (N = 22, </w:t>
+        <w:t xml:space="preserve">Subsidy ratio (emissions/revenue) vs. governance concentration (HHI) for 20 protocols with on-chain subsidy data. Livepeer (diamond, 88.5x) is a 3.5-sigma outlier that alone drives the Pearson correlation from r = 0.11 (dashed line, excluding Livepeer) to r = 0.57 (solid line, full sample). The expanded Token Terminal sample (N = 22, </w:t>
       </w:r>
       <w:hyperlink r:id="rId25" w:history="1">
         <w:r>
@@ -11552,7 +11552,7 @@
         <w:rPr>
           <w:b w:val="0"/>
         </w:rPr>
-        <w:t>Governance concentration in token economies is not predicted by how tokens are distributed at launch. Across 40 protocols, initial allocation design is uninformative (r = 0.18, p = 0.28): protocols with generous community distributions exhibit concentration patterns similar to those with heavy insider allocations. Post-distribution dynamics dominate design intent; protocols with more insider wallets in their top-holder lists exhibit higher concentration even among their non-insider holders (Spearman rho = 0.54, p = 0.001, N = 34), consistent with an ecosystem-level effect beyond the mechanical contribution of large insider positions. DePIN protocols exhibit suggestively higher concentration than DeFi protocols (Mann-Whitney p = 0.014, d = 1.03), a pattern consistent with hardware network economics concentrating governance power among infrastructure operators.</w:t>
+        <w:t>Governance concentration in token economies is not predicted by how tokens are distributed at launch. Across 40 protocols, initial allocation design is uninformative (r = 0.18, p = 0.28): protocols with generous community distributions exhibit concentration patterns similar to those with heavy insider allocations. Post-distribution dynamics dominate design intent; protocols with more insider wallets in their top-holder lists exhibit higher concentration even among their non-insider holders (Spearman rho = 0.54, p = 0.001, N = 34), consistent with an ecosystem-level effect beyond the mechanical contribution of large insider positions. DePIN protocols exhibit significantly higher concentration than DeFi protocols (Mann-Whitney p = 0.014, d = 1.03), a pattern consistent with hardware network economics concentrating governance power among infrastructure operators.</w:t>
       </w:r>
     </w:p>
     <w:p>

--- a/b2/paper/B2_Governance_Concentration_Frontiers_Submission.docx
+++ b/b2/paper/B2_Governance_Concentration_Frontiers_Submission.docx
@@ -143,7 +143,7 @@
     </w:p>
     <w:p>
       <w:r>
-        <w:t>Four findings emerge. First, naive token holder lists include addresses that cannot vote: staking contracts, exchange custodians, vesting locks, and protocol treasuries. Across 20 protocols, 69 such addresses were included in prior concentration measurements, inflating affected protocols’ HHI by up to 7x. Second, current insider wallet retention predicts governance concentration (Spearman rho = 0.44, p = 0.005), while initial allocation design does not (Section 3.4). Third, DePIN governance concentration is higher than DeFi after exclusion correction (Mann-Whitney p = 0.014, Cohen’s d = 1.03), and the finding is robust to single-protocol exclusion (significant in all 30 of 30 leave-one-out iterations). Fourth, delegation amplifies concentration unevenly: DePIN protocols show voting-power HHI 3 to 6 times their holding HHI, while the two infrastructure protocols sampled show heterogeneous outcomes (Optimism 0.79 times, Arbitrum 4.3 times), suggesting that institutional design within the delegate program rather than sector category determines the direction of delegation effects.</w:t>
+        <w:t>Four findings emerge. First, naive token holder lists include addresses that cannot vote: staking contracts, exchange custodians, vesting locks, and protocol treasuries. Across 20 protocols, 69 such addresses were included in prior concentration measurements, inflating affected protocols’ HHI by up to 7x. Second, current insider wallet retention predicts governance concentration (Spearman rho = 0.48, p = 0.003, N = 37), while initial allocation design does not (Section 3.4). Third, DePIN governance concentration is higher than DeFi after exclusion correction (Mann-Whitney p = 0.014, Cohen’s d = 1.03), and the finding is robust to single-protocol exclusion (significant in all 30 of 30 leave-one-out iterations). Fourth, delegation amplifies concentration unevenly: DePIN protocols show voting-power HHI 3 to 6 times their holding HHI, while the two infrastructure protocols sampled show heterogeneous outcomes (Optimism 0.79 times, Arbitrum 4.3 times), suggesting that institutional design within the delegate program rather than sector category determines the direction of delegation effects.</w:t>
       </w:r>
     </w:p>
     <w:p>
@@ -8905,7 +8905,7 @@
         <w:rPr>
           <w:b w:val="0"/>
         </w:rPr>
-        <w:t>Protocols whose insider wallets retain top-holder positions tend to exhibit higher governance concentration (Spearman rho = 0.44, p = 0.005, N = 39), robust across all 39 leave-one-out iterations (rho range: 0.41 to 0.50). However, this association has a mechanical component: insider wallets with large balances contribute directly to HHI through the squared-share calculation. To verify that the relationship is not a tautological artifact, we recomputed concentration after excluding insider addresses and renormalizing remaining shares. The count-based measure survives: non-insider HHI remains significantly correlated with the fraction of top-10 holders that are insiders (Spearman rho = 0.54, p = 0.001, N = 34), indicating that insider-heavy protocols have concentrated governance ecosystems, not merely concentrated insider positions. The balance-based measure loses significance (rho = 0.33, p = 0.060), consistent with it capturing the mechanical contribution of large insider stakes rather than a structural relationship. The informative finding is not the insider correlation per se but its contrast with allocation design: what matters is not how tokens were designed to be distributed, but whether the recipients retained or sold their positions.</w:t>
+        <w:t>Protocols whose insider wallets retain top-holder positions tend to exhibit higher governance concentration (Spearman rho = 0.48, p = 0.003, N = 37), robust across all 37 leave-one-out iterations (rho range: 0.45 to 0.55). However, this association has a mechanical component: insider wallets with large balances contribute directly to HHI through the squared-share calculation. To verify that the relationship is not a tautological artifact, we recomputed concentration after excluding insider addresses and renormalizing remaining shares. The count-based measure survives: non-insider HHI remains significantly correlated with the fraction of top-10 holders that are insiders (Spearman rho = 0.54, p = 0.001, N = 34), indicating that insider-heavy protocols have concentrated governance ecosystems, not merely concentrated insider positions. The balance-based measure loses significance (rho = 0.33, p = 0.060), consistent with it capturing the mechanical contribution of large insider stakes rather than a structural relationship. The informative finding is not the insider correlation per se but its contrast with allocation design: what matters is not how tokens were designed to be distributed, but whether the recipients retained or sold their positions.</w:t>
       </w:r>
     </w:p>
     <w:p>
@@ -8997,7 +8997,7 @@
         <w:pStyle w:val="Normal"/>
       </w:pPr>
       <w:r>
-        <w:t xml:space="preserve">The null pattern extends beyond allocation to financial sustainability more broadly. Three protocols with nearly identical subsidy ratios (DIMO at 0.33x, Aethir at 0.36x, Aave at 0.37x) exhibit governance HHI values of 0.038, 0.171, and 0.020 respectively. All three are revenue-dominant; their concentration spans the full range of the 40-protocol sample. Financial sustainability is neither necessary nor sufficient for governance decentralization.</w:t>
+        <w:t xml:space="preserve">The null pattern extends beyond allocation to financial sustainability more broadly. Three protocols with nearly identical subsidy ratios (DIMO at 0.33x, Aethir at 0.36x, Aave at 0.37x) exhibit governance HHI values of 0.038, 0.168, and 0.020 respectively. All three are revenue-dominant; their concentration spans the full range of the 40-protocol sample. Financial sustainability is neither necessary nor sufficient for governance decentralization.</w:t>
       </w:r>
     </w:p>
     <w:p>
@@ -9005,7 +9005,7 @@
         <w:pStyle w:val="Normal"/>
       </w:pPr>
       <w:r>
-        <w:t xml:space="preserve">Table 6 reports multivariate OLS regressions of HHI on protocol characteristics. The DePIN coefficient is positive and statistically significant in Models 1 and 2 (Model 1: 0.048, p = 0.012, N = 38; Model 2: 0.050, p = 0.027, N = 36) and borderline significant in Model 3 (0.048, p = 0.050, N = 35). No other covariate achieves p &lt; 0.10. In particular, the initial insider allocation percentage used as a Table 6 covariate is not significant, consistent with the bivariate null in Table 5. This is distinct from the current insider-retention measure reported in Section 3.4 (Spearman rho = 0.44), which counts how many of a protocol's top-10 holders are insiders rather than measuring the share of supply allocated to insiders at launch. The adjusted R-squared ranges from 0.14 to 0.17, indicating that sector membership accounts for more cross-sectional variation than protocol age, valuation, or allocation structure. The sample (N = 35 to 38 depending on specification) remains too small to reliably isolate independent effects; the pipeline specification (</w:t>
+        <w:t xml:space="preserve">Table 6 reports multivariate OLS regressions of HHI on protocol characteristics. The DePIN coefficient is positive and statistically significant in Models 1 and 2 (Model 1: 0.048, p = 0.012, N = 38; Model 2: 0.050, p = 0.027, N = 36) and borderline significant in Model 3 (0.048, p = 0.050, N = 35). No other covariate achieves p &lt; 0.10. In particular, the initial insider allocation percentage used as a Table 6 covariate is not significant, consistent with the bivariate null in Table 5. This is distinct from the current insider-retention measure reported in Section 3.4 (Spearman rho = 0.48), which counts how many of a protocol's top-10 holders are insiders rather than measuring the share of supply allocated to insiders at launch. The adjusted R-squared ranges from 0.14 to 0.17, indicating that sector membership accounts for more cross-sectional variation than protocol age, valuation, or allocation structure. The sample (N = 35 to 38 depending on specification) remains too small to reliably isolate independent effects; the pipeline specification (</w:t>
       </w:r>
       <w:hyperlink r:id="rId22" w:history="1">
         <w:r>
@@ -11008,7 +11008,7 @@
         <w:rPr>
           <w:b w:val="0"/>
         </w:rPr>
-        <w:t>The insider concentration relationship (Spearman rho = 0.44, p = 0.005) is robust: it remains significant across all 39 single-protocol exclusions, with rho ranging from 0.41 to 0.50 and p-values from 0.001 to 0.011. Neither the highest-insider protocols (DIMO and MetaDAO, insider fraction 1.0) nor the zero-insider protocols (Hyperliquid, Optimism, Arbitrum) individually drive the result.</w:t>
+        <w:t>The insider concentration relationship (Spearman rho = 0.48, p = 0.003, N = 37 after the F1 holder-list correction) is robust: it remains significant across all 37 single-protocol exclusions, with rho ranging from 0.45 to 0.55. Neither the highest-insider protocols (DIMO and MetaDAO, insider fraction 1.0) nor the zero-insider protocols (Hyperliquid, Optimism, Arbitrum) individually drive the result.</w:t>
       </w:r>
     </w:p>
     <w:p>
@@ -11233,7 +11233,7 @@
     </w:p>
     <w:p>
       <w:r>
-        <w:t xml:space="preserve">The empirical gap that Alshater (2026) identifies as the most pressing in current DePIN tokenomics research is the absence of rigorous quantitative evaluation of competing economic models. Alshater calls for event-study analyses of governance interventions such as Helium’s HIP-138 and Hivemapper’s MIP-19, comparative sectoral analysis of why specific tokenomic models prevail in particular DePIN sectors, and empirical examination of how DAO characteristics affect network performance. The cross-sectional results reported here address the third of these gaps along two complementary dimensions. First, the insider-retention finding (Spearman rho = 0.44, p = 0.005, N = 39, leave-one-out significant in 39 of 39 iterations) provides evidence consistent with the proposition that token distribution characteristics in current holder positions are robustly associated with governance concentration measured by HHI, while the allocation-design null (Pearson r = 0.18, p = 0.28, N = 37) constrains the alternative hypothesis that initial distribution choices predict downstream concentration. Second, the delegation-adjusted analysis reported in Section 3.5 extends Fritsch et al. (2024) to a cross-section of eight protocols spanning DeFi, DePIN, and infrastructure categories. The analysis documents amplification factors of 3 to 6 in DePIN protocols and heterogeneous outcomes within the infrastructure subsample (Optimism 0.79 times, Arbitrum 4.3 times). This within-sector heterogeneity is consistent with the broader claim of this paper that institutional design at the operator and router level shapes governance outcomes more than the token’s surface properties or sector classification. Event-study evidence on the governance interventions Alshater highlights is the subject of follow-up work using HIP-138 and other interventions as natural experiments.</w:t>
+        <w:t xml:space="preserve">The empirical gap that Alshater (2026) identifies as the most pressing in current DePIN tokenomics research is the absence of rigorous quantitative evaluation of competing economic models. Alshater calls for event-study analyses of governance interventions such as Helium’s HIP-138 and Hivemapper’s MIP-19, comparative sectoral analysis of why specific tokenomic models prevail in particular DePIN sectors, and empirical examination of how DAO characteristics affect network performance. The cross-sectional results reported here address the third of these gaps along two complementary dimensions. First, the insider-retention finding (Spearman rho = 0.48, p = 0.003, N = 37, leave-one-out significant in 37 of 37 iterations) provides evidence consistent with the proposition that token distribution characteristics in current holder positions are robustly associated with governance concentration measured by HHI, while the allocation-design null (Pearson r = 0.18, p = 0.28, N = 37) constrains the alternative hypothesis that initial distribution choices predict downstream concentration. Second, the delegation-adjusted analysis reported in Section 3.5 extends Fritsch et al. (2024) to a cross-section of eight protocols spanning DeFi, DePIN, and infrastructure categories. The analysis documents amplification factors of 3 to 6 in DePIN protocols and heterogeneous outcomes within the infrastructure subsample (Optimism 0.79 times, Arbitrum 4.3 times). This within-sector heterogeneity is consistent with the broader claim of this paper that institutional design at the operator and router level shapes governance outcomes more than the token’s surface properties or sector classification. Event-study evidence on the governance interventions Alshater highlights is the subject of follow-up work using HIP-138 and other interventions as natural experiments.</w:t>
       </w:r>
     </w:p>
     <w:p>
@@ -11557,7 +11557,7 @@
     </w:p>
     <w:p>
       <w:r>
-        <w:t>DePIN protocols vary enormously in their dependence on token subsidies, but concentration does not track subsidy in any robust specification (Section 3.4, Table 5). Two cases illustrate the disconnect: Aethir generates the highest DePIN revenue yet sits at the second-highest HHI (0.171), while Hivemapper combines a 5.46x subsidy ratio with the lowest HHI among expansion protocols (0.020). Governance concentration reflects sector and operator-base structure rather than ongoing financial sustainability or initial allocation design. The multivariate OLS in Section 3.4 (Table 6) corroborates the allocation null while documenting that sector membership predicts concentration even after controlling for protocol age, valuation, and insider allocation (adjusted R² between 0.14 and 0.17).</w:t>
+        <w:t>DePIN protocols vary enormously in their dependence on token subsidies, but concentration does not track subsidy in any robust specification (Section 3.4, Table 5). Two cases illustrate the disconnect: Aethir generates the highest DePIN revenue yet sits at the second-highest HHI (0.168), while Hivemapper combines a 5.46x subsidy ratio with the lowest HHI among expansion protocols (0.020). Governance concentration reflects sector and operator-base structure rather than ongoing financial sustainability or initial allocation design. The multivariate OLS in Section 3.4 (Table 6) corroborates the allocation null while documenting that sector membership predicts concentration even after controlling for protocol age, valuation, and insider allocation (adjusted R² between 0.14 and 0.17).</w:t>
       </w:r>
     </w:p>
     <w:p>
@@ -11573,7 +11573,7 @@
         <w:rPr>
           <w:b w:val="0"/>
         </w:rPr>
-        <w:t>The exclusion methodology identifies 69 addresses controlled by protocols themselves (staking contracts, exchange custodians, vesting locks, and treasuries) that appear on holder lists but cannot vote. Correcting for these changes affected protocols’ HHI by up to 7x. Prior studies computing token HHI without this correction measured protocol architecture, not governance concentration. This measurement contribution is the first of three. Second, sector membership is the only protocol characteristic that predicts concentration after adjusting for protocol age, valuation, and insider allocation (Mann-Whitney p = 0.014, Cohen’s d = 1.03; Table 6 Models 1-3 confirm the effect under multivariate specification). Initial allocation, maturity, subsidy structure, and token unlock progress (three float specifications, all |r| &lt; 0.05) do not predict concentration. Third, the normative framework translates five political-philosophical traditions into observable design criteria through a scoring rubric that other researchers can apply.</w:t>
+        <w:t>The exclusion methodology identifies 69 addresses controlled by protocols themselves (staking contracts, exchange custodians, vesting locks, and treasuries) that appear on holder lists but cannot vote. Correcting for these changes affected protocols’ HHI by up to 7x. Prior studies computing token HHI without this correction measured protocol architecture, not governance concentration. This measurement contribution is the first of three. Second, sector membership is the only protocol characteristic that predicts concentration after adjusting for protocol age, log fully diluted valuation, and insider allocation (Mann-Whitney p = 0.014, Cohen’s d = 1.03; Table 6: sector coefficient p &lt; 0.05 in Models 1 and 2, borderline at p = 0.050 in Model 3 with the full control set). Initial allocation, maturity, subsidy structure, and token unlock progress (three float specifications, all |r| &lt; 0.05) do not predict concentration. Third, the normative framework translates five political-philosophical traditions into observable design criteria through a scoring rubric that other researchers can apply.</w:t>
       </w:r>
     </w:p>
     <w:p>

--- a/b2/paper/B2_Governance_Concentration_Frontiers_Submission.docx
+++ b/b2/paper/B2_Governance_Concentration_Frontiers_Submission.docx
@@ -68,17 +68,17 @@
     </w:p>
     <w:p>
       <w:r>
-        <w:t>Initial token allocation design does not predict governance concentration. A 40-protocol cross-section spanning Decentralized Physical Infrastructure Networks (DePIN), DeFi, infrastructure, and social token categories documents that the percentage of tokens allocated to team and investors at launch is uninformative about post-distribution governance concentration (Pearson r = 0.18, p = 0.28, N = 37): protocols with generous community distributions exhibit concentration patterns similar to those with heavy insider allocations. Hyperliquid, the only protocol in the sample with zero venture capital and a 31% community airdrop, shows the lowest DeFi-subsample Herfindahl-Hirschman Index (HHI) of 0.005, but the broader null holds across allocation designs. Evidence is consistent with post-distribution market dynamics shaping concentration more than initial structural design.</w:t>
-      </w:r>
-    </w:p>
-    <w:p>
-      <w:r>
-        <w:t>Four supporting findings sharpen the picture. First, protocols with more insider wallets in their top-holder sets exhibit higher concentration among non-insider holders (Spearman rho = 0.54, p = 0.001, N = 34), indicating that insider-heavy protocols develop concentrated governance ecosystems, not merely concentrated insider positions. Second, sector membership predicts concentration: DePIN protocols are more concentrated than DeFi (Mann-Whitney p = 0.014, Cohen’s d = 1.03), and the effect survives multivariate OLS adjustment across three nested specifications adding protocol age, log fully diluted valuation (FDV), and initial insider allocation as successive controls (sector coefficient p &lt; 0.05 in Models 1 and 2, borderline at p = 0.050 in Model 3 with the full control set; adjusted R² 0.14 to 0.17; Table 6). Third, on-chain subsidy intensity correlates with concentration in levels (r = 0.57, p = 0.008, N = 20) but entirely through Livepeer (88.5x subsidy): excluding Livepeer, the correlation is not significant (r = 0.11, p = 0.65). Fourth, delegation amplifies concentration unevenly: voting-power HHI reaches 3 to 6 times holding HHI in DePIN, while two infrastructure protocols diverge (Optimism 0.79x, Arbitrum 4.3x), consistent with institutional design at the operator and router level shaping governance outcomes more than sector classification alone.</w:t>
-      </w:r>
-    </w:p>
-    <w:p>
-      <w:r>
-        <w:t>These findings rest on a measurement distinction often conflated in the literature. Token inequality (Gini, dispersion across all holders) and governance concentration (HHI, sum of squared shares across top holders) capture distinct properties of the same holder set. Inequality is severe in every protocol (Gini 0.52 to 0.99), while concentration varies across two orders of magnitude (HHI 0.005 to 0.199); their moderate correlation (r = 0.51) shows that inequality metrics cannot substitute for direct concentration measurement.</w:t>
+        <w:t>Initial token allocation design does not predict governance concentration. A 40-protocol cross-section spanning Decentralized Physical Infrastructure Networks (DePIN), DeFi, infrastructure, and social token categories documents that team and investor allocation at launch is uninformative about post-distribution governance concentration (Pearson r = 0.18, p = 0.28, N = 37): protocols with generous community distributions exhibit concentration patterns similar to those with heavy insider allocations. Hyperliquid (zero venture capital, 31% community airdrop) shows the lowest DeFi-subsample Herfindahl-Hirschman Index (HHI) of 0.005, but the broader null holds across allocation designs. Evidence is consistent with post-distribution market dynamics shaping concentration more than initial structural design.</w:t>
+      </w:r>
+    </w:p>
+    <w:p>
+      <w:r>
+        <w:t>Four supporting findings sharpen the picture. First, protocols with more insider wallets in their top-holder sets exhibit higher concentration among non-insider holders (Spearman rho = 0.54, p = 0.001, N = 34): insider-heavy protocols develop concentrated governance ecosystems, not merely concentrated insider positions. Second, sector membership predicts concentration: DePIN exceeds DeFi (Mann-Whitney p = 0.014, Cohen’s d = 1.03), and the effect survives across three nested OLS specifications adding protocol age, log fully diluted valuation (FDV), and initial insider allocation as successive controls (sector coefficient p &lt; 0.05 in Models 1 and 2, borderline at p = 0.050 in Model 3 with the full control set; adjusted R² 0.14 to 0.17; Table 6). Third, on-chain subsidy intensity correlates with concentration in levels (r = 0.57, p = 0.008, N = 20) but entirely through Livepeer (88.5x subsidy); excluding Livepeer yields r = 0.11, p = 0.65. Fourth, delegation amplifies concentration unevenly: voting-power HHI reaches 3 to 6 times holding HHI in DePIN, while two infrastructure protocols diverge (Optimism 0.79x, Arbitrum 4.3x); operator and router design shape outcomes beyond sector classification alone.</w:t>
+      </w:r>
+    </w:p>
+    <w:p>
+      <w:r>
+        <w:t>A measurement distinction underlies these findings. Token inequality (Gini, dispersion across all holders) and governance concentration (HHI, sum of squared top-holder shares) capture distinct properties of the same holder set. Inequality is severe in every protocol (Gini 0.52 to 0.99), while concentration varies across two orders of magnitude (HHI 0.005 to 0.199); the moderate correlation (r = 0.51) confirms that inequality metrics cannot substitute for direct concentration measurement.</w:t>
       </w:r>
     </w:p>
     <w:p>

--- a/b2/paper/B2_Governance_Concentration_Frontiers_Submission.docx
+++ b/b2/paper/B2_Governance_Concentration_Frontiers_Submission.docx
@@ -93,7 +93,7 @@
       </w:r>
       <w:r>
         <w:rPr/>
-        <w:t>C21, D02, D47, D63, D71, D72, G34, L22, P48</w:t>
+        <w:t>C21, D02, D47, D63, D71, D72, G34, L22, O33, P48</w:t>
       </w:r>
     </w:p>
     <w:p>
@@ -104,7 +104,7 @@
         <w:rPr>
           <w:b/>
         </w:rPr>
-        <w:t>Keywords: tokenomics, institutional design, governance concentration, DAO governance, DePIN, delegation amplification, Herfindahl-Hirschman Index, political philosophy of institutions, polycentric governance, exclusion methodology</w:t>
+        <w:t>Keywords: tokenomics, institutional design, governance concentration, DAO governance, DePIN, delegation amplification, Herfindahl-Hirschman Index, burn-rule exclusion, polycentric governance, exclusion methodology</w:t>
       </w:r>
       <w:r>
         <w:rPr/>

--- a/b2/paper/B2_Governance_Concentration_Frontiers_Submission.docx
+++ b/b2/paper/B2_Governance_Concentration_Frontiers_Submission.docx
@@ -72,7 +72,7 @@
         <w:pStyle w:val="FirstParagraph"/>
       </w:pPr>
       <w:r>
-        <w:t xml:space="preserve">Governance concentration in token systems is a post-distribution institutional-design outcome, not a launch-allocation or holder-list artifact; it cannot be read off initial tokenomics tables or naive holder lists. Across a 52-protocol cross-section spanning DePIN, DeFi, infrastructure, and social tokens, we compute Herfindahl-Hirschman Index (HHI) concentration after excluding protocol-controlled addresses (PCAs), and find that launch-design and protocol-financial covariates (insider, team, and investor allocation; protocol maturity; circulating float; valuation ratios) are each uninformative about steady-state concentration (insider allocation Pearson r = 0.07, p = 0.68, N = 37). Post-distribution and institutional-design factors are the larger correlates: protocols with more insider wallets among top holders are more concentrated (Spearman rho = 0.48, p = 0.003, N = 37, surviving a non-insider HHI tautology check); DePIN governance is more concentrated than DeFi after correction (Mann-Whitney p = 0.011, Cohen’s d = 1.05, robust across leave-one-out, permutation, and a powered multivariate specification); and delegation amplifies voting power above token holdings in thirteen of eighteen protocols with sufficient governance data, with five design-driven exceptions (ENS, GMX, HNT, JUP, LPT). A subsidy-to-concentration association appears only through a single outlier (Pearson r = 0.62 including Livepeer, r = 0.07 excluding it).</w:t>
+        <w:t xml:space="preserve">Governance concentration in token systems is a post-distribution institutional-design outcome, not a launch-allocation or holder-list artifact; it cannot be read off initial tokenomics tables or naive holder lists. Across a 52-protocol cross-section spanning DePIN, DeFi, infrastructure, and social tokens, we compute Herfindahl-Hirschman Index (HHI) concentration after excluding protocol-controlled addresses (PCAs), and find that launch-design and protocol-financial covariates (insider, team, and investor allocation; protocol maturity; circulating float; valuation ratios) are each uninformative about steady-state concentration (insider allocation Pearson r = 0.07, p = 0.68, N = 37). Post-distribution and institutional-design factors are the larger correlates: protocols with more insider wallets among top holders are more concentrated (Spearman rho = 0.48, p = 0.003, N = 37, surviving a non-insider HHI tautology check); DePIN governance is more concentrated than DeFi after correction (Mann-Whitney p = 0.011, Cohen’s d = 1.05, robust in direction across leave-one-out, permutation, and a powered multivariate specification, with statistical significance conditional on the protocol-controlled-address and exchange-custody exclusion applied symmetrically across sectors, Section 4.6.2); and delegation amplifies voting power above token holdings in thirteen of eighteen protocols with sufficient governance data, with five design-driven exceptions (ENS, GMX, HNT, JUP, LPT). A subsidy-to-concentration association appears only through a single outlier (Pearson r = 0.62 including Livepeer, r = 0.07 excluding it).</w:t>
       </w:r>
     </w:p>
     <w:p>
@@ -1254,7 +1254,7 @@
         <w:t xml:space="preserve"> </w:t>
       </w:r>
       <w:r>
-        <w:t xml:space="preserve">fully specified multivariate models. These limitations are developed in Sections 5.3 and 5.7 with the relevant robustness defenses.</w:t>
+        <w:t xml:space="preserve">fully specified multivariate models. The statistical significance, though not the direction, of the sector contrast is additionally load-bearing on the exchange-custody exclusion, developed in Sections 4.6.2 and 5.7. These limitations are developed in Sections 5.3 and 5.7 with the relevant robustness analyses.</w:t>
       </w:r>
     </w:p>
     <w:bookmarkEnd w:id="15"/>
@@ -22773,15 +22773,15 @@
         <w:pStyle w:val="FirstParagraph"/>
       </w:pPr>
       <w:r>
-        <w:t xml:space="preserve">Several empirical risks deserve candid acknowledgment. First, concentration may be efficient in some protocols if high-stake holders are also the participants most informed about protocol maintenance. This paper does not resolve that normative dispute; it documents that concentration should be measured after PCA correction and voting-power adjustment before decentralization claims are made, and it leaves the standard for when a given concentration distribution is legitimate to the companion normative paper, which grounds that standard in non-domination and Ostrom’s principles for enduring self-governance (Zukowski, 2026f). Second, launch allocation is empirically uninformative about current concentration, so audits that rely on allocation documents alone will miss post-distribution accumulation. Third, voting-HHI depends on governance-platform data that can drift over time, making rank ordering more durable than exact point estimates.</w:t>
-      </w:r>
-    </w:p>
-    <w:p>
-      <w:pPr>
-        <w:pStyle w:val="BodyText"/>
-      </w:pPr>
-      <w:r>
-        <w:t xml:space="preserve">Measurement remains incomplete. Informal influence, off-chain coordination, and legal or equity-holder obligations can affect governance without appearing in token-holder lists. The paper therefore treats HHI and voting-HHI as necessary but not sufficient measures of governance power.</w:t>
+        <w:t xml:space="preserve">Several empirical risks deserve candid acknowledgment. First, concentration may be efficient in some protocols if high-stake holders are also the participants most informed about protocol maintenance. This paper does not resolve that normative dispute; it documents that concentration should be measured after PCA correction and voting-power adjustment before decentralization claims are made, and it leaves the standard for when a given concentration distribution is legitimate to the companion normative paper, which grounds that standard in non-domination and Ostrom’s principles for enduring self-governance (Zukowski, 2026f). Second, launch allocation is empirically uninformative about current concentration, so audits that rely on allocation documents alone will miss post-distribution accumulation. Third, voting-HHI depends on governance-platform data that can drift over time, making rank ordering more durable than exact point estimates. Fourth, the sector contrast is contingent on the exchange-custody exclusion. Retaining all centralized-exchange deposit wallets reduces the balanced contrast to p = 0.184 (Cohen’s d = 0.52, not significant); only complete entity-label exchange identification recovers the p = 0.011 result. We treat complete exchange identification as the correct measurement (Section 4.6.2), but the result is load-bearing on this choice and is reported as such here rather than only as a methodological refinement.</w:t>
+      </w:r>
+    </w:p>
+    <w:p>
+      <w:pPr>
+        <w:pStyle w:val="BodyText"/>
+      </w:pPr>
+      <w:r>
+        <w:t xml:space="preserve">Measurement remains incomplete. Informal influence, off-chain coordination, and legal or equity-holder obligations can affect governance without appearing in token-holder lists. Concentration is also measured at the address level, a proxy for entity-level control: a single entity can split holdings across many addresses, deflating measured concentration, and many beneficiaries can sit behind one custodial address, inflating it. Protocol-controlled-address and exchange-custody exclusion mitigate the custodial-aggregation side, but address-splitting by a single entity is not directly observable and would, where it occurs, cause holding HHI to understate true concentration; the Aave stkAAVE pass-through case (Section 4.4) is one worked instance of this address-versus-entity gap. The paper therefore treats HHI and voting-HHI as necessary but not sufficient measures of governance power.</w:t>
       </w:r>
     </w:p>
     <w:bookmarkEnd w:id="93"/>
@@ -22949,7 +22949,7 @@
         <w:pStyle w:val="FirstParagraph"/>
       </w:pPr>
       <w:r>
-        <w:t xml:space="preserve">The evidence reported here carries three main limitations. First, the analysis is a March 2026 cross-section, so it supports descriptive association rather than causal inference or trajectory claims; an initial 14-protocol quarterly panel is reported in Supplementary File S7 (11 of 14 protocols monotonic-decay) and a 14-protocol Q1/Q8 trajectory analysis is reported in Supplementary File S23 (85.7 percent monotonic-decay), but a full 52-protocol monthly panel remains future work (Section 5.8). Second, the published Models 1 through 3 carry 35 to 38 observations, the small-sample multivariate regime that limits how cleanly independent effects can be isolated; the covariate-complete powered specification (Model 4, Section 4.4) relaxes this substantially, spanning 50 governance-token protocols including the six most recently added (Frax, Synthetix, Gnosis, Algorand, Polkadot, Bittensor) at 12.5 observations per predictor. The residual sample constraint is the insider-retention measure, which is reliably available only on the established-protocol cohort, where insiders appear among the post-exclusion top holders; in the newer cohort insiders concentrate through excluded vehicles, so retention is reported as an original-sample association (Section 4.4) rather than carried in the powered model. Third, operator-attribution coverage is asymmetric across chain architectures: Etherscan + Nansen labels yield roughly 95 percent high-share holder attribution on EVM protocols; Helius DAS + Sim API yields roughly 80 percent on Solana protocols; Substrate NPoS protocols (Polkadot; sister substrate-native L1+DePIN) require external attribution services (Polkawatch DDP API; Web3 Foundation TVP registry) to reach 53 percent coverage from a 16 percent on-chain baseline, with the residual approximately 47 percent representing a structural attribution ceiling for voluntary-identity-pallet protocols. The CEX-validator concentration findings (Section 4.5.5; Supplementary File S25) are therefore reported as lower bounds for Substrate NPoS protocols; the same is not true for the EVM and Solana CEX-overlap findings, which use near-complete-coverage attribution data.</w:t>
+        <w:t xml:space="preserve">The evidence reported here carries several main limitations. First, the analysis is a March 2026 cross-section, so it supports descriptive association rather than causal inference or trajectory claims; an initial 14-protocol quarterly panel is reported in Supplementary File S7 (11 of 14 protocols monotonic-decay) and a 14-protocol Q1/Q8 trajectory analysis is reported in Supplementary File S23 (85.7 percent monotonic-decay), but a full 52-protocol monthly panel remains future work (Section 5.8). The longitudinal cohort is additionally bounded by chain-history-depth availability: a small number of protocols whose archival-node history does not reach the trailing-24-month window are absent from the panel supplements (S7, S23) even where they appear in the cross-section, so the panel sample is constrained by historical-data availability rather than by collection effort alone. Second, the statistical significance of the balanced sector contrast is load-bearing on the centralized-exchange (Class 5) exclusion: retaining all exchange-deposit wallets in the holding distribution collapses the balanced-30 contrast from p = 0.011 (Cohen’s d = 1.05) to p = 0.184 (Cohen’s d = 0.52, not significant), because exchange-deposit concentration is sector-similar and masks the underlying governance-holder difference until it is removed (Section 4.6.2). The directional claim that DePIN central tendency exceeds DeFi is robust across all five exclusion-strictness specifications; the inference of significance requires the entity-label-complete exchange-custody exclusion, so a reader who prefers to retain those wallets should treat the sector difference as directional rather than conventionally significant. Third, the headline is a sector contrast, and sector assignment at the DePIN, DeFi, and infrastructure layer-1 boundary is a researcher judgment call, most visibly for Bittensor (classed here as an infrastructure layer-1 rather than DePIN) and Filecoin (classed as DePIN); aggregators differ on these assignments (Section 3.1). The leave-one-out and permutation checks in Section 4.6 perturb sample membership and label assignment under a fixed taxonomy; they do not perturb the taxonomy itself, so a reviewer reclassifying borderline protocols should expect the effect size, not the direction, to move. The headline effect size (Cohen’s d = 1.05) is also computed on a balanced 15-DePIN and 15-DeFi sub-sample drawn from the larger cross-section, so the specific balanced draw is itself a measurement choice; the unbalanced full-frame contrast (15 DePIN versus all 24 DeFi, p = 0.017) and the powered Model 4 (N = 50) reproduce a significant DePIN coefficient without relying on the balanced draw. Fourth, the published Models 1 through 3 carry 35 to 38 observations, the small-sample multivariate regime that limits how cleanly independent effects can be isolated; the covariate-complete powered specification (Model 4, Section 4.4) relaxes this substantially, spanning 50 governance-token protocols including the six most recently added (Frax, Synthetix, Gnosis, Algorand, Polkadot, Bittensor) at 12.5 observations per predictor. The residual sample constraint is the insider-retention measure, which is reliably available only on the established-protocol cohort, where insiders appear among the post-exclusion top holders; in the newer cohort insiders concentrate through excluded vehicles, so retention is reported as an original-sample association (Section 4.4) rather than carried in the powered model. Fifth, operator-attribution coverage is asymmetric across chain architectures: Etherscan + Nansen labels yield roughly 95 percent high-share holder attribution on EVM protocols; Helius DAS + Sim API yields roughly 80 percent on Solana protocols; Substrate NPoS protocols (Polkadot; sister substrate-native L1+DePIN) require external attribution services (Polkawatch DDP API; Web3 Foundation TVP registry) to reach 53 percent coverage from a 16 percent on-chain baseline, with the residual approximately 47 percent representing a structural attribution ceiling for voluntary-identity-pallet protocols. The CEX-validator concentration findings (Section 4.5.5; Supplementary File S25) are therefore reported as lower bounds for Substrate NPoS protocols; the same is not true for the EVM and Solana CEX-overlap findings, which use near-complete-coverage attribution data. Sixth, the sample covers roughly one-third of DeFi and one-fifth to one-quarter of DePIN category market capitalization (Section 3.1), skewing toward larger, better-capitalized protocols, and protocol inclusion is conditioned on sufficient on-chain holder data and address-label coverage, which is systematically thinner for DePIN protocols; findings generalize most safely to established, data-rich protocols, and generalization to the smaller-cap, thinly indexed long tail of either category is not established by the present cross-section.</w:t>
       </w:r>
     </w:p>
     <w:p>
@@ -23041,7 +23041,7 @@
         <w:pStyle w:val="FirstParagraph"/>
       </w:pPr>
       <w:r>
-        <w:t xml:space="preserve">Four research directions have highest priority. First, longitudinal governance tracking: monthly snapshots of HHI and Gini across the full 52-protocol sample would convert the current cross-section into a panel dataset, enabling analysis of deconcentration trajectories and the governance effects of specific reform events (delegation program launches; vesting cliff expirations). An initial 14-protocol quarterly panel (</w:t>
+        <w:t xml:space="preserve">Six research directions have highest priority. First, longitudinal governance tracking: monthly snapshots of HHI and Gini across the full 52-protocol sample would convert the current cross-section into a panel dataset, enabling analysis of deconcentration trajectories and the governance effects of specific reform events (delegation program launches; vesting cliff expirations). An initial 14-protocol quarterly panel (</w:t>
       </w:r>
       <w:hyperlink r:id="rId98">
         <w:r>
@@ -23071,7 +23071,7 @@
         <w:pStyle w:val="BodyText"/>
       </w:pPr>
       <w:r>
-        <w:t xml:space="preserve">Second, expanding the multivariate regression beyond the current N = 50 covariate-complete sample: Model 4 already spans the 50 covariate-complete protocols, including the six most recently added (Frax, Synthetix, Gnosis, Algorand, Polkadot, Bittensor). Completing revenue and treasury covariate extraction for the remaining protocols in the 52-protocol cross-section, and extending toward N = 60 and beyond, would widen the covariate-complete sample and strengthen the panel and event-study analyses currently specified as replication-ready designs.</w:t>
+        <w:t xml:space="preserve">Second, expanding the multivariate regression beyond the current N = 50 covariate-complete sample: Model 4 already spans the 50 covariate-complete protocols, including the six most recently added (Frax, Synthetix, Gnosis, Algorand, Polkadot, Bittensor). Completing revenue and treasury covariate extraction across the full 52-protocol cross-section, with any expansion beyond the current 52-protocol universe contingent on acquiring panel-grade chain-history depth for additional protocols, would widen the covariate-complete sample and strengthen the panel and event-study analyses currently specified as replication-ready designs.</w:t>
       </w:r>
     </w:p>
     <w:p>
@@ -23095,7 +23095,23 @@
         <w:pStyle w:val="BodyText"/>
       </w:pPr>
       <w:r>
-        <w:t xml:space="preserve">The forward empirical agenda is to convert the current cross-section into panel evidence, complete the sample expansion to N = 50-60 with multivariate regression on the extended sample, extend cross-protocol delegate overlap to Solana governance surfaces, and evaluate operator-infrastructure as candidate sixth axis. Recent game-theoretic results (Kiayias et al., 2025) indicate Shapley-based reward distributions achieve bounded Price of Stability (4/3) in oceanic staking models while resisting Sybil stake-splitting attacks, supporting the measurement extensions’ theoretical grounding.</w:t>
+        <w:t xml:space="preserve">Fifth, sector-classification robustness. Because the headline is a sector comparison on a balanced sample, the assignment of category-boundary protocols (Bittensor as infrastructure layer-1 versus DePIN; Filecoin as DePIN versus infrastructure) is a researcher judgment that a pre-registered sensitivity analysis should bound directly, re-running the balanced Mann-Whitney contrast under each defensible alternative taxonomy and reporting the resulting p-value and effect-size range.</w:t>
+      </w:r>
+    </w:p>
+    <w:p>
+      <w:pPr>
+        <w:pStyle w:val="BodyText"/>
+      </w:pPr>
+      <w:r>
+        <w:t xml:space="preserve">Sixth, independent reproduction. Because the audit framework depends on several researcher-judgment classification layers (the five-class protocol-controlled-address exclusion, behavioral-signature exchange-custody attribution, sector assignment, and the insider classification of record), reproduction of the headline contrast by an independent team working from the public replication package (Section 5.9, Supplementary File S5) is a direct test of whether the pipeline generalizes beyond this lab.</w:t>
+      </w:r>
+    </w:p>
+    <w:p>
+      <w:pPr>
+        <w:pStyle w:val="BodyText"/>
+      </w:pPr>
+      <w:r>
+        <w:t xml:space="preserve">The forward empirical agenda is to convert the current cross-section into panel evidence, complete the covariate-complete sample across the 52-protocol cross-section, extend cross-protocol delegate overlap to Solana governance surfaces, evaluate operator-infrastructure as candidate sixth concentration axis, bound the headline directly through a pre-registered sector-reclassification sensitivity analysis, and invite independent reproduction from the public replication package. Recent game-theoretic results (Kiayias et al., 2025) indicate Shapley-based reward distributions achieve bounded Price of Stability (4/3) in oceanic staking models while resisting Sybil stake-splitting attacks, supporting the measurement extensions’ theoretical grounding.</w:t>
       </w:r>
     </w:p>
     <w:p>

--- a/b2/paper/B2_Governance_Concentration_Frontiers_Submission.docx
+++ b/b2/paper/B2_Governance_Concentration_Frontiers_Submission.docx
@@ -80,7 +80,7 @@
         <w:pStyle w:val="BodyText"/>
       </w:pPr>
       <w:r>
-        <w:t xml:space="preserve">The methodological contribution is a generalizable five-class PCA-exclusion typology that corrects systematic inflation in prior holder-list concentration studies (median inflation factor 2.3x, maximum approximately 18x); Gini and HHI capture distinct properties of the same holder set (r = 0.58) and inequality metrics cannot substitute for direct concentration measurement. All findings are descriptive associations from a single cross-section, not causal claims. Together they reposition the question: token governance concentration is shaped less by launch-time allocation than by post-distribution institutional design (insider retention, architectural sector, and delegate-program structure), which is where measurement and governance-design attention should focus. The practical implication is a changed audit default: a serious decentralization audit should start from PCA-corrected current holder concentration and then add insider-retention, voting-HHI, and delegation or vote-escrow adjustment, rather than reasoning from launch allocation tables. Concentration of this kind bears on the legitimacy of decentralized governance, not only its efficiency: where a small set of holders or delegates commands decisive voting weight, the broad participation in rule modification that the commons self-governance ideal presumes is nominal rather than operative.</w:t>
+        <w:t xml:space="preserve">The methodological contribution is a generalizable five-class PCA-exclusion typology that corrects systematic inflation in prior holder-list concentration studies (median inflation factor 2.3x, maximum approximately 18x); Gini and HHI capture distinct properties of the same holder set (r = 0.58) and inequality metrics cannot substitute for direct concentration measurement. All findings are descriptive associations from a single cross-section, not causal claims. The paper disciplines that descriptive status by specifying five forward predictions with explicit falsification thresholds and stated test windows, committing to pre-register their hypothesis specifications, statistical tests, and thresholds on the Open Science Framework before any panel-data or event-study extension. Together they reposition the question: token governance concentration is shaped less by launch-time allocation than by post-distribution institutional design (insider retention, architectural sector, and delegate-program structure), which is where measurement and governance-design attention should focus. The practical implication is a changed audit default: a serious decentralization audit should start from PCA-corrected current holder concentration and then add insider-retention, voting-HHI, and delegation or vote-escrow adjustment, rather than reasoning from launch allocation tables. Concentration of this kind bears on the legitimacy of decentralized governance, not only its efficiency: where a small set of holders or delegates commands decisive voting weight, the broad participation in rule modification that the commons self-governance ideal presumes is nominal rather than operative.</w:t>
       </w:r>
     </w:p>
     <w:p>
@@ -22949,7 +22949,7 @@
         <w:pStyle w:val="FirstParagraph"/>
       </w:pPr>
       <w:r>
-        <w:t xml:space="preserve">The evidence reported here carries several main limitations. First, the analysis is a March 2026 cross-section, so it supports descriptive association rather than causal inference or trajectory claims; an initial 14-protocol quarterly panel is reported in Supplementary File S7 (11 of 14 protocols monotonic-decay) and a 14-protocol Q1/Q8 trajectory analysis is reported in Supplementary File S23 (85.7 percent monotonic-decay), but a full 52-protocol monthly panel remains future work (Section 5.8). The longitudinal cohort is additionally bounded by chain-history-depth availability: a small number of protocols whose archival-node history does not reach the trailing-24-month window are absent from the panel supplements (S7, S23) even where they appear in the cross-section, so the panel sample is constrained by historical-data availability rather than by collection effort alone. Second, the statistical significance of the balanced sector contrast is load-bearing on the centralized-exchange (Class 5) exclusion: retaining all exchange-deposit wallets in the holding distribution collapses the balanced-30 contrast from p = 0.011 (Cohen’s d = 1.05) to p = 0.184 (Cohen’s d = 0.52, not significant), because exchange-deposit concentration is sector-similar and masks the underlying governance-holder difference until it is removed (Section 4.6.2). The directional claim that DePIN central tendency exceeds DeFi is robust across all five exclusion-strictness specifications; the inference of significance requires the entity-label-complete exchange-custody exclusion, so a reader who prefers to retain those wallets should treat the sector difference as directional rather than conventionally significant. Third, the headline is a sector contrast, and sector assignment at the DePIN, DeFi, and infrastructure layer-1 boundary is a researcher judgment call, most visibly for Bittensor (classed here as an infrastructure layer-1 rather than DePIN) and Filecoin (classed as DePIN); aggregators differ on these assignments (Section 3.1). The leave-one-out and permutation checks in Section 4.6 perturb sample membership and label assignment under a fixed taxonomy; they do not perturb the taxonomy itself, so a reviewer reclassifying borderline protocols should expect the effect size, not the direction, to move. The headline effect size (Cohen’s d = 1.05) is also computed on a balanced 15-DePIN and 15-DeFi sub-sample drawn from the larger cross-section, so the specific balanced draw is itself a measurement choice; the unbalanced full-frame contrast (15 DePIN versus all 24 DeFi, p = 0.017) and the powered Model 4 (N = 50) reproduce a significant DePIN coefficient without relying on the balanced draw. Fourth, the published Models 1 through 3 carry 35 to 38 observations, the small-sample multivariate regime that limits how cleanly independent effects can be isolated; the covariate-complete powered specification (Model 4, Section 4.4) relaxes this substantially, spanning 50 governance-token protocols including the six most recently added (Frax, Synthetix, Gnosis, Algorand, Polkadot, Bittensor) at 12.5 observations per predictor. The residual sample constraint is the insider-retention measure, which is reliably available only on the established-protocol cohort, where insiders appear among the post-exclusion top holders; in the newer cohort insiders concentrate through excluded vehicles, so retention is reported as an original-sample association (Section 4.4) rather than carried in the powered model. Fifth, operator-attribution coverage is asymmetric across chain architectures: Etherscan + Nansen labels yield roughly 95 percent high-share holder attribution on EVM protocols; Helius DAS + Sim API yields roughly 80 percent on Solana protocols; Substrate NPoS protocols (Polkadot; sister substrate-native L1+DePIN) require external attribution services (Polkawatch DDP API; Web3 Foundation TVP registry) to reach 53 percent coverage from a 16 percent on-chain baseline, with the residual approximately 47 percent representing a structural attribution ceiling for voluntary-identity-pallet protocols. The CEX-validator concentration findings (Section 4.5.5; Supplementary File S25) are therefore reported as lower bounds for Substrate NPoS protocols; the same is not true for the EVM and Solana CEX-overlap findings, which use near-complete-coverage attribution data. Sixth, the sample covers roughly one-third of DeFi and one-fifth to one-quarter of DePIN category market capitalization (Section 3.1), skewing toward larger, better-capitalized protocols, and protocol inclusion is conditioned on sufficient on-chain holder data and address-label coverage, which is systematically thinner for DePIN protocols; findings generalize most safely to established, data-rich protocols, and generalization to the smaller-cap, thinly indexed long tail of either category is not established by the present cross-section.</w:t>
+        <w:t xml:space="preserve">The evidence reported here carries several main limitations. First, the analysis is a March 2026 cross-section, so it supports descriptive association rather than causal inference or trajectory claims; an initial 14-protocol quarterly panel is reported in Supplementary File S7 (11 of 14 protocols monotonic-decay) and a 14-protocol Q1/Q8 trajectory analysis is reported in Supplementary File S23 (85.7 percent monotonic-decay), but a full 52-protocol monthly panel remains future work (Section 5.8). The longitudinal cohort is additionally bounded by chain-history-depth availability: a small number of protocols whose archival-node history does not reach the trailing-24-month window are absent from the panel supplements (S7, S23) even where they appear in the cross-section, so the panel sample is constrained by historical-data availability rather than by collection effort alone. Second, the statistical significance of the balanced sector contrast is load-bearing on the centralized-exchange (Class 5) exclusion: retaining all exchange-deposit wallets in the holding distribution collapses the balanced-30 contrast from p = 0.011 (Cohen’s d = 1.05) to p = 0.184 (Cohen’s d = 0.52, not significant), because exchange-deposit concentration is sector-similar and masks the underlying governance-holder difference until it is removed (Section 4.6.2). The directional claim that DePIN central tendency exceeds DeFi is robust across all five exclusion-strictness specifications; the inference of significance requires the entity-label-complete exchange-custody exclusion, so a reader who prefers to retain those wallets should treat the sector difference as directional rather than conventionally significant. Third, the headline is a sector contrast, and sector assignment at the DePIN, DeFi, and infrastructure layer-1 boundary is a researcher judgment call, most visibly for Bittensor (classed here as an infrastructure layer-1 rather than DePIN) and Filecoin (classed as DePIN); aggregators differ on these assignments (Section 3.1). The leave-one-out and permutation checks in Section 4.6 perturb sample membership and label assignment under a fixed taxonomy; they do not perturb the taxonomy itself, so a reviewer reclassifying borderline protocols should expect the effect size, not the direction, to move. The headline effect size (Cohen’s d = 1.05) is also computed on a balanced 15-DePIN and 15-DeFi sub-sample drawn from the larger cross-section, so the specific balanced draw is itself a measurement choice; the unbalanced full-frame contrast (15 DePIN versus all 24 DeFi, p = 0.017) and the powered Model 4 (N = 50) reproduce a significant DePIN coefficient without relying on the balanced draw. More broadly, the hand-classified layers the findings rest on, the five-class protocol-controlled-address exclusion typology, the behavioral-signature exchange-custody attribution, and the sector assignment itself, were coded by a single research team and are not accompanied by a formal second-coder inter-rater-reliability (Cohen’s kappa) statistic. We mitigate this through external entity-label grounding (Nansen Address Labels, Etherscan, and Blockscout) rather than unaided judgment, through the leave-one-out and permutation checks that perturb sector and label assignment (Section 4.6), and through two published sensitivity sweeps that bound the two classification choices most consequential for the headline, the five-specification protocol-controlled-address strictness robustness and the six-scheme insider-classification robustness, but a second-coder reliability statistic for these layers remains a worthwhile addition for a future revision. Fourth, the published Models 1 through 3 carry 35 to 38 observations, the small-sample multivariate regime that limits how cleanly independent effects can be isolated; the covariate-complete powered specification (Model 4, Section 4.4) relaxes this substantially, spanning 50 governance-token protocols including the six most recently added (Frax, Synthetix, Gnosis, Algorand, Polkadot, Bittensor) at 12.5 observations per predictor. The residual sample constraint is the insider-retention measure, which is reliably available only on the established-protocol cohort, where insiders appear among the post-exclusion top holders; in the newer cohort insiders concentrate through excluded vehicles, so retention is reported as an original-sample association (Section 4.4) rather than carried in the powered model. Fifth, operator-attribution coverage is asymmetric across chain architectures: Etherscan + Nansen labels yield roughly 95 percent high-share holder attribution on EVM protocols; Helius DAS + Sim API yields roughly 80 percent on Solana protocols; Substrate NPoS protocols (Polkadot; sister substrate-native L1+DePIN) require external attribution services (Polkawatch DDP API; Web3 Foundation TVP registry) to reach 53 percent coverage from a 16 percent on-chain baseline, with the residual approximately 47 percent representing a structural attribution ceiling for voluntary-identity-pallet protocols. The CEX-validator concentration findings (Section 4.5.5; Supplementary File S25) are therefore reported as lower bounds for Substrate NPoS protocols; the same is not true for the EVM and Solana CEX-overlap findings, which use near-complete-coverage attribution data. Sixth, the sample covers roughly one-third of DeFi and one-fifth to one-quarter of DePIN category market capitalization (Section 3.1), skewing toward larger, better-capitalized protocols, and protocol inclusion is conditioned on sufficient on-chain holder data and address-label coverage, which is systematically thinner for DePIN protocols; findings generalize most safely to established, data-rich protocols, and generalization to the smaller-cap, thinly indexed long tail of either category is not established by the present cross-section.</w:t>
       </w:r>
     </w:p>
     <w:p>

--- a/b2/paper/B2_Governance_Concentration_Frontiers_Submission.docx
+++ b/b2/paper/B2_Governance_Concentration_Frontiers_Submission.docx
@@ -13603,34 +13603,6 @@
         <w:t xml:space="preserve">The sector contrast documented above (Cohen’s d = 1.05) is robust to chain-architecture decomposition. When the cross-section is split by chain ecosystem, the ordering in which DePIN protocols carry higher governance concentration than DeFi protocols holds within the EVM cohort and is directionally consistent, though negligible in magnitude, within the Solana cohort. Chain architecture therefore enters this analysis as an additional observational axis, not as a substitute for the sector finding. The decomposition draws on an extended comparative cohort assembled for robustness, with both sector and chain architecture coded for each protocol; because this cohort differs from the 30-protocol primary sample, the cell-level magnitudes are not directly comparable to the headline effect size, and the question of interest is whether the sector ordering survives the split rather than the size of the gap.</w:t>
       </w:r>
     </w:p>
-    <w:p>
-      <w:pPr>
-        <w:pStyle w:val="BodyText"/>
-      </w:pPr>
-      <w:r>
-        <w:rPr>
-          <w:b/>
-          <w:bCs/>
-          <w:i/>
-          <w:iCs/>
-        </w:rPr>
-        <w:t xml:space="preserve">Table 3.5.</w:t>
-      </w:r>
-      <w:r>
-        <w:rPr>
-          <w:i/>
-          <w:iCs/>
-        </w:rPr>
-        <w:t xml:space="preserve"> </w:t>
-      </w:r>
-      <w:r>
-        <w:rPr>
-          <w:i/>
-          <w:iCs/>
-        </w:rPr>
-        <w:t xml:space="preserve">Sector-by-chain-architecture decomposition of governance concentration (extended comparative cohort). The cross-section columns report the March 2026 holding HHI (cell mean and median); the net-decline column reports the share of protocols in each cell whose HHI declines over the post-distribution monthly panel. Cross-section cell sizes exceed panel sizes where a protocol lacks sufficient monthly history. EVM DeFi includes Hyperliquid (HHI 0.005), the lowest-concentration protocol in the cell; the cell mean sits modestly above its median because of the higher-concentration protocols at the top of the cell (GMX, Ether.Fi, MakerDAO), not because of any single high outlier. Cell-level sector effect sizes: EVM cohort Cliff’s delta -0.71, Cohen’s d -1.41; Solana cohort Cliff’s delta -0.43, Cohen’s d -0.79. The Cross-section N and Panel N columns both count protocols per cell.</w:t>
-      </w:r>
-    </w:p>
     <w:tbl>
       <w:tblPr>
         <w:tblStyle w:val="Table"/>
@@ -13990,6 +13962,34 @@
         </w:tc>
       </w:tr>
     </w:tbl>
+    <w:p>
+      <w:pPr>
+        <w:pStyle w:val="BodyText"/>
+      </w:pPr>
+      <w:r>
+        <w:rPr>
+          <w:b/>
+          <w:bCs/>
+          <w:i/>
+          <w:iCs/>
+        </w:rPr>
+        <w:t xml:space="preserve">Table 3.5.</w:t>
+      </w:r>
+      <w:r>
+        <w:rPr>
+          <w:i/>
+          <w:iCs/>
+        </w:rPr>
+        <w:t xml:space="preserve"> </w:t>
+      </w:r>
+      <w:r>
+        <w:rPr>
+          <w:i/>
+          <w:iCs/>
+        </w:rPr>
+        <w:t xml:space="preserve">Sector-by-chain-architecture decomposition of governance concentration (extended comparative cohort). The cross-section columns report the March 2026 holding HHI (cell mean and median); the net-decline column reports the share of protocols in each cell whose HHI declines over the post-distribution monthly panel. Cross-section cell sizes exceed panel sizes where a protocol lacks sufficient monthly history. EVM DeFi includes Hyperliquid (HHI 0.005), the lowest-concentration protocol in the cell; the cell mean sits modestly above its median because of the higher-concentration protocols at the top of the cell (GMX, Ether.Fi, MakerDAO), not because of any single high outlier. Cell-level sector effect sizes: EVM cohort Cliff’s delta -0.71, Cohen’s d -1.41; Solana cohort Cliff’s delta -0.43, Cohen’s d -0.79. The Cross-section N and Panel N columns both count protocols per cell.</w:t>
+      </w:r>
+    </w:p>
     <w:p>
       <w:pPr>
         <w:pStyle w:val="BodyText"/>
@@ -17525,15 +17525,14 @@
     <w:tbl>
       <w:tblPr>
         <w:tblStyle w:val="Table"/>
-        <w:tblW w:type="pct" w:w="4865"/>
-        <w:tblLayout w:type="fixed"/>
+        <w:tblW w:type="auto" w:w="0"/>
         <w:tblLook w:firstRow="1" w:lastRow="0" w:firstColumn="0" w:lastColumn="0" w:noHBand="0" w:noVBand="0" w:val="0020"/>
       </w:tblPr>
       <w:tblGrid>
-        <w:gridCol w:w="3638"/>
-        <w:gridCol w:w="1498"/>
-        <w:gridCol w:w="1284"/>
-        <w:gridCol w:w="1284"/>
+        <w:gridCol w:w="1980"/>
+        <w:gridCol w:w="1980"/>
+        <w:gridCol w:w="1980"/>
+        <w:gridCol w:w="1980"/>
       </w:tblGrid>
       <w:tr>
         <w:trPr>
@@ -17556,7 +17555,7 @@
           <w:p>
             <w:pPr>
               <w:pStyle w:val="Compact"/>
-              <w:jc w:val="left"/>
+              <w:jc w:val="right"/>
             </w:pPr>
             <w:r>
               <w:t xml:space="preserve">Coefficient</w:t>
@@ -17568,7 +17567,7 @@
           <w:p>
             <w:pPr>
               <w:pStyle w:val="Compact"/>
-              <w:jc w:val="left"/>
+              <w:jc w:val="right"/>
             </w:pPr>
             <w:r>
               <w:t xml:space="preserve">Robust SE</w:t>
@@ -17580,7 +17579,7 @@
           <w:p>
             <w:pPr>
               <w:pStyle w:val="Compact"/>
-              <w:jc w:val="left"/>
+              <w:jc w:val="right"/>
             </w:pPr>
             <w:r>
               <w:t xml:space="preserve">p</w:t>
@@ -17599,27 +17598,203 @@
             <w:r>
               <w:t xml:space="preserve">DePIN (vs DeFi)</w:t>
             </w:r>
-            <w:r>
-              <w:t xml:space="preserve"> </w:t>
-            </w:r>
+          </w:p>
+        </w:tc>
+        <w:tc>
+          <w:tcPr/>
+          <w:p>
+            <w:pPr>
+              <w:pStyle w:val="Compact"/>
+              <w:jc w:val="right"/>
+            </w:pPr>
+            <w:r>
+              <w:t xml:space="preserve">+0.733</w:t>
+            </w:r>
+          </w:p>
+        </w:tc>
+        <w:tc>
+          <w:tcPr/>
+          <w:p>
+            <w:pPr>
+              <w:pStyle w:val="Compact"/>
+              <w:jc w:val="right"/>
+            </w:pPr>
+            <w:r>
+              <w:t xml:space="preserve">0.275</w:t>
+            </w:r>
+          </w:p>
+        </w:tc>
+        <w:tc>
+          <w:tcPr/>
+          <w:p>
+            <w:pPr>
+              <w:pStyle w:val="Compact"/>
+              <w:jc w:val="right"/>
+            </w:pPr>
+            <w:r>
+              <w:t xml:space="preserve">0.011</w:t>
+            </w:r>
+          </w:p>
+        </w:tc>
+      </w:tr>
+      <w:tr>
+        <w:tc>
+          <w:tcPr/>
+          <w:p>
+            <w:pPr>
+              <w:pStyle w:val="Compact"/>
+              <w:jc w:val="left"/>
+            </w:pPr>
             <w:r>
               <w:t xml:space="preserve">L1/L2/Infra (vs DeFi)</w:t>
             </w:r>
-            <w:r>
-              <w:t xml:space="preserve"> </w:t>
-            </w:r>
+          </w:p>
+        </w:tc>
+        <w:tc>
+          <w:tcPr/>
+          <w:p>
+            <w:pPr>
+              <w:pStyle w:val="Compact"/>
+              <w:jc w:val="right"/>
+            </w:pPr>
+            <w:r>
+              <w:t xml:space="preserve">-0.353</w:t>
+            </w:r>
+          </w:p>
+        </w:tc>
+        <w:tc>
+          <w:tcPr/>
+          <w:p>
+            <w:pPr>
+              <w:pStyle w:val="Compact"/>
+              <w:jc w:val="right"/>
+            </w:pPr>
+            <w:r>
+              <w:t xml:space="preserve">0.307</w:t>
+            </w:r>
+          </w:p>
+        </w:tc>
+        <w:tc>
+          <w:tcPr/>
+          <w:p>
+            <w:pPr>
+              <w:pStyle w:val="Compact"/>
+              <w:jc w:val="right"/>
+            </w:pPr>
+            <w:r>
+              <w:t xml:space="preserve">0.256</w:t>
+            </w:r>
+          </w:p>
+        </w:tc>
+      </w:tr>
+      <w:tr>
+        <w:tc>
+          <w:tcPr/>
+          <w:p>
+            <w:pPr>
+              <w:pStyle w:val="Compact"/>
+              <w:jc w:val="left"/>
+            </w:pPr>
             <w:r>
               <w:t xml:space="preserve">Log revenue-intensity</w:t>
             </w:r>
-            <w:r>
-              <w:t xml:space="preserve"> </w:t>
-            </w:r>
+          </w:p>
+        </w:tc>
+        <w:tc>
+          <w:tcPr/>
+          <w:p>
+            <w:pPr>
+              <w:pStyle w:val="Compact"/>
+              <w:jc w:val="right"/>
+            </w:pPr>
+            <w:r>
+              <w:t xml:space="preserve">-0.010</w:t>
+            </w:r>
+          </w:p>
+        </w:tc>
+        <w:tc>
+          <w:tcPr/>
+          <w:p>
+            <w:pPr>
+              <w:pStyle w:val="Compact"/>
+              <w:jc w:val="right"/>
+            </w:pPr>
+            <w:r>
+              <w:t xml:space="preserve">0.077</w:t>
+            </w:r>
+          </w:p>
+        </w:tc>
+        <w:tc>
+          <w:tcPr/>
+          <w:p>
+            <w:pPr>
+              <w:pStyle w:val="Compact"/>
+              <w:jc w:val="right"/>
+            </w:pPr>
+            <w:r>
+              <w:t xml:space="preserve">0.894</w:t>
+            </w:r>
+          </w:p>
+        </w:tc>
+      </w:tr>
+      <w:tr>
+        <w:tc>
+          <w:tcPr/>
+          <w:p>
+            <w:pPr>
+              <w:pStyle w:val="Compact"/>
+              <w:jc w:val="left"/>
+            </w:pPr>
             <w:r>
               <w:t xml:space="preserve">Protocol maturity (years)</w:t>
             </w:r>
-            <w:r>
-              <w:t xml:space="preserve"> </w:t>
-            </w:r>
+          </w:p>
+        </w:tc>
+        <w:tc>
+          <w:tcPr/>
+          <w:p>
+            <w:pPr>
+              <w:pStyle w:val="Compact"/>
+              <w:jc w:val="right"/>
+            </w:pPr>
+            <w:r>
+              <w:t xml:space="preserve">+0.026</w:t>
+            </w:r>
+          </w:p>
+        </w:tc>
+        <w:tc>
+          <w:tcPr/>
+          <w:p>
+            <w:pPr>
+              <w:pStyle w:val="Compact"/>
+              <w:jc w:val="right"/>
+            </w:pPr>
+            <w:r>
+              <w:t xml:space="preserve">0.050</w:t>
+            </w:r>
+          </w:p>
+        </w:tc>
+        <w:tc>
+          <w:tcPr/>
+          <w:p>
+            <w:pPr>
+              <w:pStyle w:val="Compact"/>
+              <w:jc w:val="right"/>
+            </w:pPr>
+            <w:r>
+              <w:t xml:space="preserve">0.601</w:t>
+            </w:r>
+          </w:p>
+        </w:tc>
+      </w:tr>
+      <w:tr>
+        <w:tc>
+          <w:tcPr/>
+          <w:p>
+            <w:pPr>
+              <w:pStyle w:val="Compact"/>
+              <w:jc w:val="left"/>
+            </w:pPr>
             <w:r>
               <w:t xml:space="preserve">Constant</w:t>
             </w:r>
@@ -17630,32 +17805,8 @@
           <w:p>
             <w:pPr>
               <w:pStyle w:val="Compact"/>
-              <w:jc w:val="left"/>
-            </w:pPr>
-            <w:r>
-              <w:t xml:space="preserve">+0.733</w:t>
-            </w:r>
-            <w:r>
-              <w:t xml:space="preserve"> </w:t>
-            </w:r>
-            <w:r>
-              <w:t xml:space="preserve">-0.353</w:t>
-            </w:r>
-            <w:r>
-              <w:t xml:space="preserve"> </w:t>
-            </w:r>
-            <w:r>
-              <w:t xml:space="preserve">-0.010</w:t>
-            </w:r>
-            <w:r>
-              <w:t xml:space="preserve"> </w:t>
-            </w:r>
-            <w:r>
-              <w:t xml:space="preserve">+0.026</w:t>
-            </w:r>
-            <w:r>
-              <w:t xml:space="preserve"> </w:t>
-            </w:r>
+              <w:jc w:val="right"/>
+            </w:pPr>
             <w:r>
               <w:t xml:space="preserve">-3.866</w:t>
             </w:r>
@@ -17666,32 +17817,8 @@
           <w:p>
             <w:pPr>
               <w:pStyle w:val="Compact"/>
-              <w:jc w:val="left"/>
-            </w:pPr>
-            <w:r>
-              <w:t xml:space="preserve">0.275</w:t>
-            </w:r>
-            <w:r>
-              <w:t xml:space="preserve"> </w:t>
-            </w:r>
-            <w:r>
-              <w:t xml:space="preserve">0.307</w:t>
-            </w:r>
-            <w:r>
-              <w:t xml:space="preserve"> </w:t>
-            </w:r>
-            <w:r>
-              <w:t xml:space="preserve">0.077</w:t>
-            </w:r>
-            <w:r>
-              <w:t xml:space="preserve"> </w:t>
-            </w:r>
-            <w:r>
-              <w:t xml:space="preserve">0.050</w:t>
-            </w:r>
-            <w:r>
-              <w:t xml:space="preserve"> </w:t>
-            </w:r>
+              <w:jc w:val="right"/>
+            </w:pPr>
             <w:r>
               <w:t xml:space="preserve">0.304</w:t>
             </w:r>
@@ -17702,32 +17829,8 @@
           <w:p>
             <w:pPr>
               <w:pStyle w:val="Compact"/>
-              <w:jc w:val="left"/>
-            </w:pPr>
-            <w:r>
-              <w:t xml:space="preserve">0.011</w:t>
-            </w:r>
-            <w:r>
-              <w:t xml:space="preserve"> </w:t>
-            </w:r>
-            <w:r>
-              <w:t xml:space="preserve">0.256</w:t>
-            </w:r>
-            <w:r>
-              <w:t xml:space="preserve"> </w:t>
-            </w:r>
-            <w:r>
-              <w:t xml:space="preserve">0.894</w:t>
-            </w:r>
-            <w:r>
-              <w:t xml:space="preserve"> </w:t>
-            </w:r>
-            <w:r>
-              <w:t xml:space="preserve">0.601</w:t>
-            </w:r>
-            <w:r>
-              <w:t xml:space="preserve"> </w:t>
-            </w:r>
+              <w:jc w:val="right"/>
+            </w:pPr>
             <w:r>
               <w:t xml:space="preserve">&lt; 0.001</w:t>
             </w:r>
@@ -22949,7 +23052,47 @@
         <w:pStyle w:val="FirstParagraph"/>
       </w:pPr>
       <w:r>
-        <w:t xml:space="preserve">The evidence reported here carries several main limitations. First, the analysis is a March 2026 cross-section, so it supports descriptive association rather than causal inference or trajectory claims; an initial 14-protocol quarterly panel is reported in Supplementary File S7 (11 of 14 protocols monotonic-decay) and a 14-protocol Q1/Q8 trajectory analysis is reported in Supplementary File S23 (85.7 percent monotonic-decay), but a full 52-protocol monthly panel remains future work (Section 5.8). The longitudinal cohort is additionally bounded by chain-history-depth availability: a small number of protocols whose archival-node history does not reach the trailing-24-month window are absent from the panel supplements (S7, S23) even where they appear in the cross-section, so the panel sample is constrained by historical-data availability rather than by collection effort alone. Second, the statistical significance of the balanced sector contrast is load-bearing on the centralized-exchange (Class 5) exclusion: retaining all exchange-deposit wallets in the holding distribution collapses the balanced-30 contrast from p = 0.011 (Cohen’s d = 1.05) to p = 0.184 (Cohen’s d = 0.52, not significant), because exchange-deposit concentration is sector-similar and masks the underlying governance-holder difference until it is removed (Section 4.6.2). The directional claim that DePIN central tendency exceeds DeFi is robust across all five exclusion-strictness specifications; the inference of significance requires the entity-label-complete exchange-custody exclusion, so a reader who prefers to retain those wallets should treat the sector difference as directional rather than conventionally significant. Third, the headline is a sector contrast, and sector assignment at the DePIN, DeFi, and infrastructure layer-1 boundary is a researcher judgment call, most visibly for Bittensor (classed here as an infrastructure layer-1 rather than DePIN) and Filecoin (classed as DePIN); aggregators differ on these assignments (Section 3.1). The leave-one-out and permutation checks in Section 4.6 perturb sample membership and label assignment under a fixed taxonomy; they do not perturb the taxonomy itself, so a reviewer reclassifying borderline protocols should expect the effect size, not the direction, to move. The headline effect size (Cohen’s d = 1.05) is also computed on a balanced 15-DePIN and 15-DeFi sub-sample drawn from the larger cross-section, so the specific balanced draw is itself a measurement choice; the unbalanced full-frame contrast (15 DePIN versus all 24 DeFi, p = 0.017) and the powered Model 4 (N = 50) reproduce a significant DePIN coefficient without relying on the balanced draw. More broadly, the hand-classified layers the findings rest on, the five-class protocol-controlled-address exclusion typology, the behavioral-signature exchange-custody attribution, and the sector assignment itself, were coded by a single research team and are not accompanied by a formal second-coder inter-rater-reliability (Cohen’s kappa) statistic. We mitigate this through external entity-label grounding (Nansen Address Labels, Etherscan, and Blockscout) rather than unaided judgment, through the leave-one-out and permutation checks that perturb sector and label assignment (Section 4.6), and through two published sensitivity sweeps that bound the two classification choices most consequential for the headline, the five-specification protocol-controlled-address strictness robustness and the six-scheme insider-classification robustness, but a second-coder reliability statistic for these layers remains a worthwhile addition for a future revision. Fourth, the published Models 1 through 3 carry 35 to 38 observations, the small-sample multivariate regime that limits how cleanly independent effects can be isolated; the covariate-complete powered specification (Model 4, Section 4.4) relaxes this substantially, spanning 50 governance-token protocols including the six most recently added (Frax, Synthetix, Gnosis, Algorand, Polkadot, Bittensor) at 12.5 observations per predictor. The residual sample constraint is the insider-retention measure, which is reliably available only on the established-protocol cohort, where insiders appear among the post-exclusion top holders; in the newer cohort insiders concentrate through excluded vehicles, so retention is reported as an original-sample association (Section 4.4) rather than carried in the powered model. Fifth, operator-attribution coverage is asymmetric across chain architectures: Etherscan + Nansen labels yield roughly 95 percent high-share holder attribution on EVM protocols; Helius DAS + Sim API yields roughly 80 percent on Solana protocols; Substrate NPoS protocols (Polkadot; sister substrate-native L1+DePIN) require external attribution services (Polkawatch DDP API; Web3 Foundation TVP registry) to reach 53 percent coverage from a 16 percent on-chain baseline, with the residual approximately 47 percent representing a structural attribution ceiling for voluntary-identity-pallet protocols. The CEX-validator concentration findings (Section 4.5.5; Supplementary File S25) are therefore reported as lower bounds for Substrate NPoS protocols; the same is not true for the EVM and Solana CEX-overlap findings, which use near-complete-coverage attribution data. Sixth, the sample covers roughly one-third of DeFi and one-fifth to one-quarter of DePIN category market capitalization (Section 3.1), skewing toward larger, better-capitalized protocols, and protocol inclusion is conditioned on sufficient on-chain holder data and address-label coverage, which is systematically thinner for DePIN protocols; findings generalize most safely to established, data-rich protocols, and generalization to the smaller-cap, thinly indexed long tail of either category is not established by the present cross-section.</w:t>
+        <w:t xml:space="preserve">The evidence reported here carries several main limitations. First, the analysis is a March 2026 cross-section, so it supports descriptive association rather than causal inference or trajectory claims; an initial 14-protocol quarterly panel is reported in Supplementary File S7 (11 of 14 protocols monotonic-decay) and a 14-protocol Q1/Q8 trajectory analysis is reported in Supplementary File S23 (85.7 percent monotonic-decay), but a full 52-protocol monthly panel remains future work (Section 5.8). The longitudinal cohort is additionally bounded by chain-history-depth availability: a small number of protocols whose archival-node history does not reach the trailing-24-month window are absent from the panel supplements (S7, S23) even where they appear in the cross-section, so the panel sample is constrained by historical-data availability rather than by collection effort alone.</w:t>
+      </w:r>
+    </w:p>
+    <w:p>
+      <w:pPr>
+        <w:pStyle w:val="BodyText"/>
+      </w:pPr>
+      <w:r>
+        <w:t xml:space="preserve">Second, the statistical significance of the balanced sector contrast is load-bearing on the centralized-exchange (Class 5) exclusion: retaining all exchange-deposit wallets in the holding distribution collapses the balanced-30 contrast from p = 0.011 (Cohen’s d = 1.05) to p = 0.184 (Cohen’s d = 0.52, not significant), because exchange-deposit concentration is sector-similar and masks the underlying governance-holder difference until it is removed (Section 4.6.2). The directional claim that DePIN central tendency exceeds DeFi is robust across all five exclusion-strictness specifications; the inference of significance requires the entity-label-complete exchange-custody exclusion, so a reader who prefers to retain those wallets should treat the sector difference as directional rather than conventionally significant.</w:t>
+      </w:r>
+    </w:p>
+    <w:p>
+      <w:pPr>
+        <w:pStyle w:val="BodyText"/>
+      </w:pPr>
+      <w:r>
+        <w:t xml:space="preserve">Third, the headline is a sector contrast, and sector assignment at the DePIN, DeFi, and infrastructure layer-1 boundary is a researcher judgment call, most visibly for Bittensor (classed here as an infrastructure layer-1 rather than DePIN) and Filecoin (classed as DePIN); aggregators differ on these assignments (Section 3.1). The leave-one-out and permutation checks in Section 4.6 perturb sample membership and label assignment under a fixed taxonomy; they do not perturb the taxonomy itself, so a reviewer reclassifying borderline protocols should expect the effect size, not the direction, to move. The headline effect size (Cohen’s d = 1.05) is also computed on a balanced 15-DePIN and 15-DeFi sub-sample drawn from the larger cross-section, so the specific balanced draw is itself a measurement choice; the unbalanced full-frame contrast (15 DePIN versus all 24 DeFi, p = 0.017) and the powered Model 4 (N = 50) reproduce a significant DePIN coefficient without relying on the balanced draw. More broadly, the hand-classified layers the findings rest on, the five-class protocol-controlled-address exclusion typology, the behavioral-signature exchange-custody attribution, and the sector assignment itself, were coded by a single research team and are not accompanied by a formal second-coder inter-rater-reliability (Cohen’s kappa) statistic. We mitigate this through external entity-label grounding (Nansen Address Labels, Etherscan, and Blockscout) rather than unaided judgment, through the leave-one-out and permutation checks that perturb sector and label assignment (Section 4.6), and through two published sensitivity sweeps that bound the two classification choices most consequential for the headline, the five-specification protocol-controlled-address strictness robustness and the six-scheme insider-classification robustness, but a second-coder reliability statistic for these layers remains a worthwhile addition for a future revision.</w:t>
+      </w:r>
+    </w:p>
+    <w:p>
+      <w:pPr>
+        <w:pStyle w:val="BodyText"/>
+      </w:pPr>
+      <w:r>
+        <w:t xml:space="preserve">Fourth, the published Models 1 through 3 carry 35 to 38 observations, the small-sample multivariate regime that limits how cleanly independent effects can be isolated; the covariate-complete powered specification (Model 4, Section 4.4) relaxes this substantially, spanning 50 governance-token protocols including the six most recently added (Frax, Synthetix, Gnosis, Algorand, Polkadot, Bittensor) at 12.5 observations per predictor. The residual sample constraint is the insider-retention measure, which is reliably available only on the established-protocol cohort, where insiders appear among the post-exclusion top holders; in the newer cohort insiders concentrate through excluded vehicles, so retention is reported as an original-sample association (Section 4.4) rather than carried in the powered model.</w:t>
+      </w:r>
+    </w:p>
+    <w:p>
+      <w:pPr>
+        <w:pStyle w:val="BodyText"/>
+      </w:pPr>
+      <w:r>
+        <w:t xml:space="preserve">Fifth, operator-attribution coverage is asymmetric across chain architectures: Etherscan + Nansen labels yield roughly 95 percent high-share holder attribution on EVM protocols; Helius DAS + Sim API yields roughly 80 percent on Solana protocols; Substrate NPoS protocols (Polkadot; sister substrate-native L1+DePIN) require external attribution services (Polkawatch DDP API; Web3 Foundation TVP registry) to reach 53 percent coverage from a 16 percent on-chain baseline, with the residual approximately 47 percent representing a structural attribution ceiling for voluntary-identity-pallet protocols. The CEX-validator concentration findings (Section 4.5.5; Supplementary File S25) are therefore reported as lower bounds for Substrate NPoS protocols; the same is not true for the EVM and Solana CEX-overlap findings, which use near-complete-coverage attribution data.</w:t>
+      </w:r>
+    </w:p>
+    <w:p>
+      <w:pPr>
+        <w:pStyle w:val="BodyText"/>
+      </w:pPr>
+      <w:r>
+        <w:t xml:space="preserve">Sixth, the sample covers roughly one-third of DeFi and one-fifth to one-quarter of DePIN category market capitalization (Section 3.1), skewing toward larger, better-capitalized protocols, and protocol inclusion is conditioned on sufficient on-chain holder data and address-label coverage, which is systematically thinner for DePIN protocols; findings generalize most safely to established, data-rich protocols, and generalization to the smaller-cap, thinly indexed long tail of either category is not established by the present cross-section.</w:t>
       </w:r>
     </w:p>
     <w:p>

--- a/b2/paper/B2_Governance_Concentration_Frontiers_Submission.docx
+++ b/b2/paper/B2_Governance_Concentration_Frontiers_Submission.docx
@@ -13268,7 +13268,23 @@
         <w:pStyle w:val="BodyText"/>
       </w:pPr>
       <w:r>
-        <w:t xml:space="preserve">Beyond the balanced sector contrast, a multi-factor model addresses what concentrates governance across the full cross-section (Table 5, Model 4). On the covariate-complete sample (N = 50), architectural sector is the robust correlate: in the powered specification the DePIN coefficient is positive and statistically significant (log-HHI, p = 0.0107; same-signed and significant at p = 0.019 in untransformed HHI) and does not attenuate when revenue intensity and protocol maturity are added. At twelve and a half observations per predictor, this parsimonious specification clears the conventional observations-per-predictor floor that the prior, more heavily controlled specification did not. Revenue intensity, protocol maturity, and initial insider allocation are each uninformative, extending the launch-design null sweep to economic-activity intensity. Insider retention, the significant top-holder measure reported in Section 4.4, is reliably measurable only on the established-protocol cohort, where it survives the non-insider-HHI tautology check (Spearman rho = 0.54); it is not carried in the powered model because in the newer cohort insider holdings concentrate through addresses the exclusion methodology removes (foundation multisigs, exchange custody, and staking contracts), so the post-exclusion top-holder retention measure reads near zero by construction there. Whether that reflects a structural shift in how insiders hold rather than a weaker underlying mechanism is a question the cross-section cannot resolve, and is left to future work. The specification reported here substitutes protocol maturity for insider retention so that it reproduces over the full covariate-complete sample, and serves as the reproducible robustness anchor. With the insider-retention vector now re-derived and persisted under the evidence-traced classification of record (Section 3.4), the alternative specification that enters insider retention in place of maturity also reproduces a significant DePIN sector coefficient, with the insider-retention regressor itself not significant at the full sample (the cohort difference noted above); the sector result holds across six independent insider-classification schemes (Section 4.6.4). Both specifications are documented in the replication package described in Section 5.9.</w:t>
+        <w:t xml:space="preserve">Beyond the balanced sector contrast, a multi-factor model addresses what concentrates governance across the full cross-section (Table 5, Model 4). On the covariate-complete sample (N = 50), architectural sector is the robust correlate: in the powered specification the DePIN coefficient is positive and statistically significant (log-HHI, p = 0.0107; same-signed and significant at p = 0.019 in untransformed HHI) and does not attenuate when revenue intensity and protocol maturity are added. At twelve and a half observations per predictor, this parsimonious specification clears the conventional observations-per-predictor floor that the prior, more heavily controlled specification did not.</w:t>
+      </w:r>
+    </w:p>
+    <w:p>
+      <w:pPr>
+        <w:pStyle w:val="BodyText"/>
+      </w:pPr>
+      <w:r>
+        <w:t xml:space="preserve">Revenue intensity, protocol maturity, and initial insider allocation are each uninformative, extending the launch-design null sweep to economic-activity intensity. Insider retention, the significant top-holder measure reported in Section 4.4, is reliably measurable only on the established-protocol cohort, where it survives the non-insider-HHI tautology check (Spearman rho = 0.54); it is not carried in the powered model because in the newer cohort insider holdings concentrate through addresses the exclusion methodology removes (foundation multisigs, exchange custody, and staking contracts), so the post-exclusion top-holder retention measure reads near zero by construction there. Whether that reflects a structural shift in how insiders hold rather than a weaker underlying mechanism is a question the cross-section cannot resolve, and is left to future work.</w:t>
+      </w:r>
+    </w:p>
+    <w:p>
+      <w:pPr>
+        <w:pStyle w:val="BodyText"/>
+      </w:pPr>
+      <w:r>
+        <w:t xml:space="preserve">The specification reported here substitutes protocol maturity for insider retention so that it reproduces over the full covariate-complete sample, and serves as the reproducible robustness anchor. With the insider-retention vector now re-derived and persisted under the evidence-traced classification of record (Section 3.4), the alternative specification that enters insider retention in place of maturity also reproduces a significant DePIN sector coefficient, with the insider-retention regressor itself not significant at the full sample (the cohort difference noted above); the sector result holds across six independent insider-classification schemes (Section 4.6.4). Both specifications are documented in the replication package described in Section 5.9.</w:t>
       </w:r>
     </w:p>
     <w:p>

--- a/b2/paper/B2_Governance_Concentration_Frontiers_Submission.docx
+++ b/b2/paper/B2_Governance_Concentration_Frontiers_Submission.docx
@@ -417,7 +417,7 @@
         <w:t xml:space="preserve"> </w:t>
       </w:r>
       <w:r>
-        <w:t xml:space="preserve">(Section 5.1).</w:t>
+        <w:t xml:space="preserve">(Section 5.2).</w:t>
       </w:r>
     </w:p>
     <w:p>
@@ -647,19 +647,7 @@
         <w:t xml:space="preserve"> </w:t>
       </w:r>
       <w:r>
-        <w:t xml:space="preserve">about current concentration; and current institutional structure (sector,</w:t>
-      </w:r>
-      <w:r>
-        <w:t xml:space="preserve"> </w:t>
-      </w:r>
-      <w:r>
-        <w:t xml:space="preserve">insider retention, and delegation design) is the more informative</w:t>
-      </w:r>
-      <w:r>
-        <w:t xml:space="preserve"> </w:t>
-      </w:r>
-      <w:r>
-        <w:t xml:space="preserve">correlate. First, naive token holder lists include addresses</w:t>
+        <w:t xml:space="preserve">about current concentration; current institutional structure (sector and insider retention) is the more informative correlate; and delegation design can amplify voting concentration above the holding baseline. First, naive token holder lists include addresses</w:t>
       </w:r>
       <w:r>
         <w:t xml:space="preserve"> </w:t>
@@ -805,7 +793,15 @@
         <w:t xml:space="preserve"> </w:t>
       </w:r>
       <w:r>
-        <w:t xml:space="preserve">broader community-delegate set or vote-weight mechanism design distributes voting power below the holding baseline. Two further protocols (Uniswap,</w:t>
+        <w:t xml:space="preserve">broader community-delegate set or vote-weight mechanism design distributes voting power below the holding baseline.</w:t>
+      </w:r>
+    </w:p>
+    <w:p>
+      <w:pPr>
+        <w:pStyle w:val="BodyText"/>
+      </w:pPr>
+      <w:r>
+        <w:t xml:space="preserve">Two further protocols (Uniswap,</w:t>
       </w:r>
       <w:r>
         <w:t xml:space="preserve"> </w:t>
@@ -829,7 +825,7 @@
         <w:t xml:space="preserve"> </w:t>
       </w:r>
       <w:r>
-        <w:t xml:space="preserve">throughout this paper, both protocols join the amplification pattern. Curve, Balancer, and Frax (vote-escrowed governance via veCRV, which is vote-escrowed CRV, veBAL, vote-escrowed BAL, and veFXS, vote-escrowed FXS) show extreme amplification (15x, 21x, and 11.4x) reflecting lock-duration</w:t>
+        <w:t xml:space="preserve">throughout this paper, both protocols join the amplification pattern. Curve, Balancer, and Frax (vote-escrowed governance via veCRV, veBAL, and veFXS, the vote-escrowed forms of CRV, BAL, and FXS) show extreme amplification (15x, 21x, and 11.4x) reflecting lock-duration</w:t>
       </w:r>
       <w:r>
         <w:t xml:space="preserve"> </w:t>
@@ -2376,7 +2372,7 @@
         <w:t xml:space="preserve"> </w:t>
       </w:r>
       <w:r>
-        <w:t xml:space="preserve">effectively voted weight, with high-SSPI delegates more likely to signal</w:t>
+        <w:t xml:space="preserve">effectively voted weight, with high-SSPI (Shapley-Shubik power-index) delegates more likely to signal</w:t>
       </w:r>
       <w:r>
         <w:t xml:space="preserve"> </w:t>
@@ -2592,7 +2588,7 @@
         <w:pStyle w:val="BodyText"/>
       </w:pPr>
       <w:r>
-        <w:t xml:space="preserve">The governance concentration patterns documented in Section 3 are</w:t>
+        <w:t xml:space="preserve">The governance concentration patterns documented in Section 4 are</w:t>
       </w:r>
       <w:r>
         <w:t xml:space="preserve"> </w:t>
@@ -3034,7 +3030,7 @@
         <w:t xml:space="preserve"> </w:t>
       </w:r>
       <w:r>
-        <w:t xml:space="preserve">the empirical results in Section 3 set out to measure.</w:t>
+        <w:t xml:space="preserve">the empirical results in Section 4 set out to measure.</w:t>
       </w:r>
     </w:p>
     <w:p>
@@ -3078,7 +3074,7 @@
         <w:t xml:space="preserve"> </w:t>
       </w:r>
       <w:r>
-        <w:t xml:space="preserve">The governance concentration data presented in Section 3 indicate that</w:t>
+        <w:t xml:space="preserve">The governance concentration data presented in Section 4 indicate that</w:t>
       </w:r>
       <w:r>
         <w:t xml:space="preserve"> </w:t>
@@ -3194,7 +3190,7 @@
         <w:t xml:space="preserve"> </w:t>
       </w:r>
       <w:r>
-        <w:t xml:space="preserve">this expanded design space; the empirical results in Section 3 indicate</w:t>
+        <w:t xml:space="preserve">this expanded design space; the empirical results in Section 4 indicate</w:t>
       </w:r>
       <w:r>
         <w:t xml:space="preserve"> </w:t>
@@ -3219,7 +3215,7 @@
         <w:pStyle w:val="FirstParagraph"/>
       </w:pPr>
       <w:r>
-        <w:t xml:space="preserve">DePIN expand tokenized coordination into the physical world (Bane &amp;</w:t>
+        <w:t xml:space="preserve">DePIN expands tokenized coordination into the physical world (Bane &amp;</w:t>
       </w:r>
       <w:r>
         <w:t xml:space="preserve"> </w:t>
@@ -3720,7 +3716,7 @@
         <w:t xml:space="preserve"> </w:t>
       </w:r>
       <w:r>
-        <w:t xml:space="preserve">governance concentration data in Section 3 test whether operating</w:t>
+        <w:t xml:space="preserve">governance concentration data in Section 4 test whether operating</w:t>
       </w:r>
       <w:r>
         <w:t xml:space="preserve"> </w:t>
@@ -4489,7 +4485,15 @@
         <w:pStyle w:val="FirstParagraph"/>
       </w:pPr>
       <w:r>
-        <w:t xml:space="preserve">Six source streams inform the analysis. (1) On-chain holder and balance data: Dune Analytics (EVM chains) and the Helius DAS API (Solana SPL tokens), with the Sim API used for Solana balance and token-count verification. (2) Entity and address labels for protocol-controlled-address classification: Etherscan public name tags and the hildobby exchange-address compilation, Blockscout verified-contract labels, the Nansen Address Labels API, and the Polkawatch operator registry for Polkadot; on chains with sparse label coverage a transaction-pattern behavioral-signature method (Supplementary File S21) serves as a recovery layer, and centralized-exchange custody is confirmed against entity labels rather than token-count heuristics alone. (3) Governance and voting data: Tally (on-chain delegate voting), Snapshot (off-chain vote-weighted governance), and Realms (Solana SPL Governance), with Subscan (Polkadot conviction-weighted referenda) and Taostats (Bittensor validator stake) for the chain-native protocols. (4) Analytic aggregators: Token Terminal, DeFiLlama, and CoinGecko, with Blockworks dashboards supplying Helium and GEODNET financial data and Messari used to cross-validate Livepeer fee estimates. (5) Protocol documentation: whitepapers, governance forums, and tokenomics and parameter documentation. (6) Public academic and policy sources. A systematic coverage gap between DeFi and DePIN protocols (Token Terminal covers approximately 100% of DeFi but only about 25% of DePIN) constrains the cross-sector revenue regression. The protocols Token Terminal does not cover, the on-chain and aggregator fallbacks applied, and the resulting partial-data subsets are documented in Supplementary File S6.</w:t>
+        <w:t xml:space="preserve">Six source streams inform the analysis. (1) On-chain holder and balance data: Dune Analytics (EVM chains) and the Helius DAS API (Solana SPL tokens), with the Sim API used for Solana balance and token-count verification. (2) Entity and address labels for protocol-controlled-address classification: Etherscan public name tags and the hildobby exchange-address compilation, Blockscout verified-contract labels, the Nansen Address Labels API, and the Polkawatch operator registry for Polkadot; on chains with sparse label coverage a transaction-pattern behavioral-signature method (Supplementary File S21) serves as a recovery layer, and centralized-exchange custody is confirmed against entity labels rather than token-count heuristics alone. (3) Governance and voting data: Tally (on-chain delegate voting), Snapshot (off-chain vote-weighted governance), and Realms (Solana SPL Governance), with Subscan (Polkadot conviction-weighted referenda) and Taostats (Bittensor validator stake) for the chain-native protocols. (4) Analytic aggregators: Token Terminal, DeFiLlama, and CoinGecko, with Blockworks dashboards supplying Helium and GEODNET financial data and Messari used to cross-validate Livepeer fee estimates. (5) Protocol documentation: whitepapers, governance forums, and tokenomics and parameter documentation. (6) Public academic and policy sources.</w:t>
+      </w:r>
+    </w:p>
+    <w:p>
+      <w:pPr>
+        <w:pStyle w:val="BodyText"/>
+      </w:pPr>
+      <w:r>
+        <w:t xml:space="preserve">A systematic coverage gap between DeFi and DePIN protocols (Token Terminal covers approximately 100% of DeFi but only about 25% of DePIN) constrains the cross-sector revenue regression. The protocols Token Terminal does not cover, the on-chain and aggregator fallbacks applied, and the resulting partial-data subsets are documented in Supplementary File S6.</w:t>
       </w:r>
     </w:p>
     <w:p>
@@ -6642,7 +6646,23 @@
         <w:t xml:space="preserve"> </w:t>
       </w:r>
       <w:r>
-        <w:t xml:space="preserve">of many small outbound transfers from a single protocol-controlled inbound source (the staking-rewards distribution mechanism), slow rotation matching the protocol’s reward-distribution cadence, and high-balance steady state accumulating reward pools between distribution events (lifetime-inflow to current-balance ratio typically below 5x). The distinction is architecture-agnostic and applies uniformly to EVM staking contracts (stkAAVE; Lido stETH; Rocket Pool minipools), Solana SPL stake-pool accounts (Marinade msol; Jito jitoSOL), and Substrate-native nominator-validator-stake patterns (Polkawatch-attributed institutional staking-providers; protocol-pallet reward distributions). The Polkadot fifth-protocol extension established the canonical worked examples (</w:t>
+        <w:t xml:space="preserve">of many small outbound transfers from a single protocol-controlled inbound source (the staking-rewards distribution mechanism), slow rotation matching the protocol’s reward-distribution cadence, and high-balance steady state accumulating reward pools between distribution events (lifetime-inflow to current-balance ratio typically below 5x).</w:t>
+      </w:r>
+    </w:p>
+    <w:p>
+      <w:pPr>
+        <w:pStyle w:val="BodyText"/>
+      </w:pPr>
+      <w:r>
+        <w:t xml:space="preserve">The distinction is architecture-agnostic and applies uniformly to EVM staking contracts (stkAAVE; Lido stETH; Rocket Pool minipools), Solana SPL stake-pool accounts (Marinade msol; Jito jitoSOL), and Substrate-native nominator-validator-stake patterns (Polkawatch-attributed institutional staking-providers; protocol-pallet reward distributions).</w:t>
+      </w:r>
+    </w:p>
+    <w:p>
+      <w:pPr>
+        <w:pStyle w:val="BodyText"/>
+      </w:pPr>
+      <w:r>
+        <w:t xml:space="preserve">The Polkadot fifth-protocol extension established the canonical worked examples (</w:t>
       </w:r>
       <w:hyperlink r:id="rId42">
         <w:r>
@@ -12731,7 +12751,7 @@
         <w:t xml:space="preserve"> </w:t>
       </w:r>
       <w:r>
-        <w:t xml:space="preserve">across the top-50 veCRV lockers; Section 4.5.2), and is discussed in Section 4.5.2. DePIN protocols span</w:t>
+        <w:t xml:space="preserve">across the top-50 veCRV lockers; Section 4.5.2). DePIN protocols span</w:t>
       </w:r>
       <w:r>
         <w:t xml:space="preserve"> </w:t>
@@ -13276,7 +13296,15 @@
         <w:pStyle w:val="BodyText"/>
       </w:pPr>
       <w:r>
-        <w:t xml:space="preserve">Revenue intensity, protocol maturity, and initial insider allocation are each uninformative, extending the launch-design null sweep to economic-activity intensity. Insider retention, the significant top-holder measure reported in Section 4.4, is reliably measurable only on the established-protocol cohort, where it survives the non-insider-HHI tautology check (Spearman rho = 0.54); it is not carried in the powered model because in the newer cohort insider holdings concentrate through addresses the exclusion methodology removes (foundation multisigs, exchange custody, and staking contracts), so the post-exclusion top-holder retention measure reads near zero by construction there. Whether that reflects a structural shift in how insiders hold rather than a weaker underlying mechanism is a question the cross-section cannot resolve, and is left to future work.</w:t>
+        <w:t xml:space="preserve">Revenue intensity, protocol maturity, and initial insider allocation are each uninformative, extending the launch-design null sweep to economic-activity intensity.</w:t>
+      </w:r>
+    </w:p>
+    <w:p>
+      <w:pPr>
+        <w:pStyle w:val="BodyText"/>
+      </w:pPr>
+      <w:r>
+        <w:t xml:space="preserve">Insider retention, the significant top-holder measure reported in Section 4.4, is reliably measurable only on the established-protocol cohort, where it survives the non-insider-HHI tautology check (Spearman rho = 0.54); it is not carried in the powered model because in the newer cohort insider holdings concentrate through addresses the exclusion methodology removes (foundation multisigs, exchange custody, and staking contracts), so the post-exclusion top-holder retention measure reads near zero by construction there. Whether that reflects a structural shift in how insiders hold rather than a weaker underlying mechanism is a question the cross-section cannot resolve, and is left to future work.</w:t>
       </w:r>
     </w:p>
     <w:p>
@@ -13616,7 +13644,7 @@
         <w:pStyle w:val="FirstParagraph"/>
       </w:pPr>
       <w:r>
-        <w:t xml:space="preserve">The sector contrast documented above (Cohen’s d = 1.05) is robust to chain-architecture decomposition. When the cross-section is split by chain ecosystem, the ordering in which DePIN protocols carry higher governance concentration than DeFi protocols holds within the EVM cohort and is directionally consistent, though negligible in magnitude, within the Solana cohort. Chain architecture therefore enters this analysis as an additional observational axis, not as a substitute for the sector finding. The decomposition draws on an extended comparative cohort assembled for robustness, with both sector and chain architecture coded for each protocol; because this cohort differs from the 30-protocol primary sample, the cell-level magnitudes are not directly comparable to the headline effect size, and the question of interest is whether the sector ordering survives the split rather than the size of the gap.</w:t>
+        <w:t xml:space="preserve">The sector contrast documented above (Cohen’s d = 1.05) is robust to chain-architecture decomposition. When the cross-section is split by chain ecosystem, the ordering in which DePIN protocols carry higher governance concentration than DeFi protocols holds within the EVM cohort and is directionally consistent, though negligible in magnitude, within the Solana cohort. Chain architecture therefore enters this analysis as an additional observational axis, not as a substitute for the sector finding. The decomposition draws on an extended comparative cohort assembled for robustness, with both sector and chain architecture coded for each protocol; because this cohort differs from the 30-protocol balanced sector sample, the cell-level magnitudes are not directly comparable to the headline effect size, and the question of interest is whether the sector ordering survives the split rather than the size of the gap.</w:t>
       </w:r>
     </w:p>
     <w:tbl>
@@ -14100,7 +14128,7 @@
         <w:t xml:space="preserve"> </w:t>
       </w:r>
       <w:r>
-        <w:t xml:space="preserve">analysis across DeFi protocols documents that governance concentration</w:t>
+        <w:t xml:space="preserve">analysis (a method that filters a correlation network to retain only statistically significant co-movement links) across DeFi protocols documents that governance concentration</w:t>
       </w:r>
       <w:r>
         <w:t xml:space="preserve"> </w:t>
@@ -20575,13 +20603,13 @@
         <w:t xml:space="preserve"> </w:t>
       </w:r>
       <w:r>
-        <w:t xml:space="preserve">sectors with no clear concentration in any one; sector membership does</w:t>
-      </w:r>
-      <w:r>
-        <w:t xml:space="preserve"> </w:t>
-      </w:r>
-      <w:r>
-        <w:t xml:space="preserve">is not associated with how strongly delegation concentrates power.</w:t>
+        <w:t xml:space="preserve">sectors with no clear concentration in any one; sector membership is</w:t>
+      </w:r>
+      <w:r>
+        <w:t xml:space="preserve"> </w:t>
+      </w:r>
+      <w:r>
+        <w:t xml:space="preserve">not associated with how strongly delegation concentrates power.</w:t>
       </w:r>
     </w:p>
     <w:p>
@@ -20675,7 +20703,23 @@
         <w:pStyle w:val="BodyText"/>
       </w:pPr>
       <w:r>
-        <w:t xml:space="preserve">A power-index extension across the N = 16 cross-source voting-HHI sample (Tally + Snapshot + Solana proper-weight) refines the binary amplify-versus-disperse framing into a three-class amplification typology. Class 1 (structural-majority): top-1 voter holds an absolute majority of weight, producing Shapley-Shubik HHI mechanically at 1.000 (WXM only example in current sample; +30.85 percentage-point SS-share amplification over nominal share). Class 2 (coordinated-amplification): top-1 voter dominant with disparate second-tier weight distribution; positive but sub-majority amplification (AAVE +4.80 pp, GMX +2.93 pp, COMP-snap +2.25 pp, LDO +2.20 pp, HNT +5.45 pp, DRIFT +8.52 pp). Class 3 (track-share): top-1 SS-share tracks nominal share within 1 percentage point (UNI, COMP-tally, ARB, OP, ENS, DIMO, JUP). Pearson r between SS-HHI and Voting-HHI is 0.9756 across the N = 16 sample, with rank-stability holding across all six quorum thresholds from 0.33 through 0.75; the cross-sectional rank ordering of governance concentration is preserved whether measured by HHI or by Shapley-Shubik pivotal power. Per-class quorum-sensitivity profile: Class 1 protocols are highly quorum-sensitive (WXM SS-HHI transitions from 1.000 to 0.609 at the q = 0.74 to 0.75 boundary), Class 3 protocols are quorum-stable, and Class 2 protocols sit in between. The Class 1 versus Class 2 distinction matters for design implications because the underlying institutional dynamics differ: Class 1 reflects a single-actor absolute-veto position; Class 2 reflects coordination capacity across a dominant top-tier voter and a fragmented secondary tier where the dominant voter’s coalition-building costs scale with the second-tier fragmentation. Full per-protocol SS + Banzhaf values, quorum-variation table, and 3-class assignments are in</w:t>
+        <w:t xml:space="preserve">A power-index extension across the N = 16 cross-source voting-HHI sample (Tally + Snapshot + Solana proper-weight) refines the binary amplify-versus-disperse framing into a three-class amplification typology. Class 1 (structural-majority): top-1 voter holds an absolute majority of weight, producing Shapley-Shubik HHI mechanically at 1.000 (WXM only example in current sample; +30.85 percentage-point SS-share amplification over nominal share). Class 2 (coordinated-amplification): top-1 voter dominant with disparate second-tier weight distribution; positive but sub-majority amplification (AAVE +4.80 pp, GMX +2.93 pp, COMP-snap +2.25 pp, LDO +2.20 pp, HNT +5.45 pp, DRIFT +8.52 pp). Class 3 (track-share): top-1 SS-share tracks nominal share within 1 percentage point (UNI, COMP-tally, ARB, OP, ENS, DIMO, JUP).</w:t>
+      </w:r>
+    </w:p>
+    <w:p>
+      <w:pPr>
+        <w:pStyle w:val="BodyText"/>
+      </w:pPr>
+      <w:r>
+        <w:t xml:space="preserve">Pearson r between SS-HHI and Voting-HHI is 0.9756 across the N = 16 sample, with rank-stability holding across all six quorum thresholds from 0.33 through 0.75; the cross-sectional rank ordering of governance concentration is preserved whether measured by HHI or by Shapley-Shubik pivotal power. Per-class quorum-sensitivity profile: Class 1 protocols are highly quorum-sensitive (WXM SS-HHI transitions from 1.000 to 0.609 at the q = 0.74 to 0.75 boundary), Class 3 protocols are quorum-stable, and Class 2 protocols sit in between.</w:t>
+      </w:r>
+    </w:p>
+    <w:p>
+      <w:pPr>
+        <w:pStyle w:val="BodyText"/>
+      </w:pPr>
+      <w:r>
+        <w:t xml:space="preserve">The Class 1 versus Class 2 distinction matters for design implications because the underlying institutional dynamics differ: Class 1 reflects a single-actor absolute-veto position; Class 2 reflects coordination capacity across a dominant top-tier voter and a fragmented secondary tier where the dominant voter’s coalition-building costs scale with the second-tier fragmentation. Full per-protocol SS + Banzhaf values, quorum-variation table, and 3-class assignments are in</w:t>
       </w:r>
       <w:r>
         <w:t xml:space="preserve"> </w:t>
@@ -21323,7 +21367,15 @@
         <w:pStyle w:val="BodyText"/>
       </w:pPr>
       <w:r>
-        <w:t xml:space="preserve">The within-Solana heterogeneity is structurally organized by voting-weight mechanism design as the primary axis, with user-base composition and rewards-calibration as secondary axes. The primary driver: two of the three Solana protocols (Helium HNT; Drift DRIFT) use Voter Stake Registry (VSR) lockup-weighted vote design, where vote weight is locked-amount multiplied by a lockup-duration multiplier (HNT VSR saturates at four-year lockup; Drift VSR uses an analogous lockup multiplier within its governance program). Both VSR-using Solana protocols cluster at EVM-typical voting HHI (HNT 0.0261 to 0.0394; DRIFT 0.0833). Jupiter JUP, by contrast, uses delegated-vote weight (each token equals one vote at vote time; no lockup multiplier), and Jupiter is the only Solana protocol exhibiting voting concentration order-of-magnitude below the EVM median. The VSR design choice penalizes short-lockup voters and rewards long-lockup whales (whales can afford to lock larger positions for longer durations), raising concentration relative to per-token weighting; delegated-vote design flattens the vote-weight distribution within the active voter pool. Secondary drivers within the design classes: user-base composition (Jupiter’s 128,476-voter pool was built by a broad launch airdrop, producing a retail tail that flattens distribution within the delegated-vote class); rewards calibration (Jupiter’s Active Staker Rewards directly compensate voting participation at a high engagement rate; Helium’s VSR rewards lockup-and-vote but the lockup-weight calculus advantages whales; Drift lacks a comparable direct vote-rewards mechanism).</w:t>
+        <w:t xml:space="preserve">The within-Solana heterogeneity is structurally organized by voting-weight mechanism design as the primary axis, with user-base composition and rewards-calibration as secondary axes. The primary driver: two of the three Solana protocols (Helium HNT; Drift DRIFT) use Voter Stake Registry (VSR) lockup-weighted vote design, where vote weight is locked-amount multiplied by a lockup-duration multiplier (HNT VSR saturates at four-year lockup; Drift VSR uses an analogous lockup multiplier within its governance program). Both VSR-using Solana protocols cluster at EVM-typical voting HHI (HNT 0.0261 to 0.0394; DRIFT 0.0833). Jupiter JUP, by contrast, uses delegated-vote weight (each token equals one vote at vote time; no lockup multiplier), and Jupiter is the only Solana protocol exhibiting voting concentration order-of-magnitude below the EVM median. The VSR design choice penalizes short-lockup voters and rewards long-lockup whales (whales can afford to lock larger positions for longer durations), raising concentration relative to per-token weighting; delegated-vote design flattens the vote-weight distribution within the active voter pool.</w:t>
+      </w:r>
+    </w:p>
+    <w:p>
+      <w:pPr>
+        <w:pStyle w:val="BodyText"/>
+      </w:pPr>
+      <w:r>
+        <w:t xml:space="preserve">Secondary drivers within the design classes: user-base composition (Jupiter’s 128,476-voter pool was built by a broad launch airdrop, producing a retail tail that flattens distribution within the delegated-vote class); rewards calibration (Jupiter’s Active Staker Rewards directly compensate voting participation at a high engagement rate; Helium’s VSR rewards lockup-and-vote but the lockup-weight calculus advantages whales; Drift lacks a comparable direct vote-rewards mechanism).</w:t>
       </w:r>
     </w:p>
     <w:p>
@@ -21415,13 +21467,13 @@
     </w:p>
     <w:bookmarkEnd w:id="74"/>
     <w:bookmarkEnd w:id="75"/>
-    <w:bookmarkStart w:id="89" w:name="robustness-leave-one-out-sensitivity"/>
+    <w:bookmarkStart w:id="89" w:name="Xc10448b48f3bc18e70a56f1ee20940fec9f4b9b"/>
     <w:p>
       <w:pPr>
         <w:pStyle w:val="Heading2"/>
       </w:pPr>
       <w:r>
-        <w:t xml:space="preserve">4.6 Robustness: Leave-One-Out Sensitivity</w:t>
+        <w:t xml:space="preserve">4.6 Robustness: Leave-One-Out, Resampling, and Specification Sensitivity</w:t>
       </w:r>
     </w:p>
     <w:p>
@@ -21921,7 +21973,15 @@
         <w:t xml:space="preserve"> </w:t>
       </w:r>
       <w:r>
-        <w:t xml:space="preserve">framing, is robust to alternative non-native fee specification. A parallel cross-protocol symmetry audit of the 23-protocol subsidy sample confirms that 11 of 11 priority protocols with non-native fee streams (Helium USDC Data Credit burns; GEODNET USDC subscription burns (Blockworks, 2026a); io.net USDC compute fees; Render burn-mint equilibrium; others) already include those streams in either Token Terminal revenue or on-chain emission/fee aggregation; DIMO has a small off-chain vehicle-subscription gap below the 10 percent materiality threshold. Cross-protocol non-native-fee accounting is symmetric across the cross-section; the Livepeer outlier is not an artifact of asymmetric methodology application.</w:t>
+        <w:t xml:space="preserve">framing, is robust to alternative non-native fee specification.</w:t>
+      </w:r>
+    </w:p>
+    <w:p>
+      <w:pPr>
+        <w:pStyle w:val="BodyText"/>
+      </w:pPr>
+      <w:r>
+        <w:t xml:space="preserve">A parallel cross-protocol symmetry audit of the 23-protocol subsidy sample confirms that 11 of 11 priority protocols with non-native fee streams (Helium USDC Data Credit burns; GEODNET USDC subscription burns (Blockworks, 2026a); io.net USDC compute fees; Render burn-mint equilibrium; others) already include those streams in either Token Terminal revenue or on-chain emission/fee aggregation; DIMO has a small off-chain vehicle-subscription gap below the 10 percent materiality threshold. Cross-protocol non-native-fee accounting is symmetric across the cross-section; the Livepeer outlier is not an artifact of asymmetric methodology application.</w:t>
       </w:r>
     </w:p>
     <w:p>
@@ -22630,7 +22690,7 @@
         <w:pStyle w:val="BodyText"/>
       </w:pPr>
       <w:r>
-        <w:t xml:space="preserve">Three practical directives follow for auditors and protocol designers, each mapped to one of the paper’s findings. First, no concentration claim should be made before holder-list HHI is computed on the current holder list with explicit PCA exclusions, because addresses that cannot vote as independent governance actors otherwise inflate the estimate by the median factor of 2.3x documented here. Second, an audit should check insider-wallet retention among the current top holders rather than read insider share off the launch allocation table, because initial allocation is uninformative about current concentration while present-day insider retention is associated with it. Third, an audit should compare voting-HHI with post-exclusion holding HHI rather than assume the two coincide, because delegated power usually differs from token holdings. Fourth, an audit should treat vote-escrow systems and delegation systems as different mechanism classes rather than aggregating them under one generic governance label, since the two amplify voting concentration through different designs.</w:t>
+        <w:t xml:space="preserve">Four practical directives follow for auditors and protocol designers, each mapped to one of the paper’s findings. First, no concentration claim should be made before holder-list HHI is computed on the current holder list with explicit PCA exclusions, because addresses that cannot vote as independent governance actors otherwise inflate the estimate by the median factor of 2.3x documented here. Second, an audit should check insider-wallet retention among the current top holders rather than read insider share off the launch allocation table, because initial allocation is uninformative about current concentration while present-day insider retention is associated with it. Third, an audit should compare voting-HHI with post-exclusion holding HHI rather than assume the two coincide, because delegated power usually differs from token holdings. Fourth, an audit should treat vote-escrow systems and delegation systems as different mechanism classes rather than aggregating them under one generic governance label, since the two amplify voting concentration through different designs.</w:t>
       </w:r>
     </w:p>
     <w:bookmarkEnd w:id="91"/>
@@ -23084,7 +23144,15 @@
         <w:pStyle w:val="BodyText"/>
       </w:pPr>
       <w:r>
-        <w:t xml:space="preserve">Third, the headline is a sector contrast, and sector assignment at the DePIN, DeFi, and infrastructure layer-1 boundary is a researcher judgment call, most visibly for Bittensor (classed here as an infrastructure layer-1 rather than DePIN) and Filecoin (classed as DePIN); aggregators differ on these assignments (Section 3.1). The leave-one-out and permutation checks in Section 4.6 perturb sample membership and label assignment under a fixed taxonomy; they do not perturb the taxonomy itself, so a reviewer reclassifying borderline protocols should expect the effect size, not the direction, to move. The headline effect size (Cohen’s d = 1.05) is also computed on a balanced 15-DePIN and 15-DeFi sub-sample drawn from the larger cross-section, so the specific balanced draw is itself a measurement choice; the unbalanced full-frame contrast (15 DePIN versus all 24 DeFi, p = 0.017) and the powered Model 4 (N = 50) reproduce a significant DePIN coefficient without relying on the balanced draw. More broadly, the hand-classified layers the findings rest on, the five-class protocol-controlled-address exclusion typology, the behavioral-signature exchange-custody attribution, and the sector assignment itself, were coded by a single research team and are not accompanied by a formal second-coder inter-rater-reliability (Cohen’s kappa) statistic. We mitigate this through external entity-label grounding (Nansen Address Labels, Etherscan, and Blockscout) rather than unaided judgment, through the leave-one-out and permutation checks that perturb sector and label assignment (Section 4.6), and through two published sensitivity sweeps that bound the two classification choices most consequential for the headline, the five-specification protocol-controlled-address strictness robustness and the six-scheme insider-classification robustness, but a second-coder reliability statistic for these layers remains a worthwhile addition for a future revision.</w:t>
+        <w:t xml:space="preserve">Third, the headline is a sector contrast, and sector assignment at the DePIN, DeFi, and infrastructure layer-1 boundary is a researcher judgment call, most visibly for Bittensor (classed here as an infrastructure layer-1 rather than DePIN) and Filecoin (classed as DePIN); aggregators differ on these assignments (Section 3.1). The leave-one-out and permutation checks in Section 4.6 perturb sample membership and label assignment under a fixed taxonomy; they do not perturb the taxonomy itself, so a reviewer reclassifying borderline protocols should expect the effect size, not the direction, to move. The headline effect size (Cohen’s d = 1.05) is also computed on a balanced 15-DePIN and 15-DeFi sub-sample drawn from the larger cross-section, so the specific balanced draw is itself a measurement choice; the unbalanced full-frame contrast (15 DePIN versus all 24 DeFi, p = 0.017) and the powered Model 4 (N = 50) reproduce a significant DePIN coefficient without relying on the balanced draw.</w:t>
+      </w:r>
+    </w:p>
+    <w:p>
+      <w:pPr>
+        <w:pStyle w:val="BodyText"/>
+      </w:pPr>
+      <w:r>
+        <w:t xml:space="preserve">More broadly, the hand-classified layers the findings rest on, the five-class protocol-controlled-address exclusion typology, the behavioral-signature exchange-custody attribution, and the sector assignment itself, were coded by a single research team and are not accompanied by a formal second-coder inter-rater-reliability (Cohen’s kappa) statistic. We mitigate this through external entity-label grounding (Nansen Address Labels, Etherscan, and Blockscout) rather than unaided judgment, through the leave-one-out and permutation checks that perturb sector and label assignment (Section 4.6), and through two published sensitivity sweeps that bound the two classification choices most consequential for the headline, the five-specification protocol-controlled-address strictness robustness and the six-scheme insider-classification robustness, but a second-coder reliability statistic for these layers remains a worthwhile addition for a future revision.</w:t>
       </w:r>
     </w:p>
     <w:p>

--- a/b2/paper/B2_Governance_Concentration_Frontiers_Submission.docx
+++ b/b2/paper/B2_Governance_Concentration_Frontiers_Submission.docx
@@ -72,7 +72,7 @@
         <w:pStyle w:val="FirstParagraph"/>
       </w:pPr>
       <w:r>
-        <w:t xml:space="preserve">Governance concentration in token systems is a post-distribution institutional-design outcome, not a launch-allocation or holder-list artifact; it cannot be read off initial tokenomics tables or naive holder lists. Across a 52-protocol cross-section spanning DePIN, DeFi, infrastructure, and social tokens, we compute Herfindahl-Hirschman Index (HHI) concentration after excluding protocol-controlled addresses (PCAs), and find that launch-design and protocol-financial covariates (insider, team, and investor allocation; protocol maturity; circulating float; valuation ratios) are each uninformative about steady-state concentration (insider allocation Pearson r = 0.07, p = 0.68, N = 37). Post-distribution and institutional-design factors are the larger correlates: protocols with more insider wallets among top holders are more concentrated (Spearman rho = 0.48, p = 0.003, N = 37, surviving a non-insider HHI tautology check); DePIN governance is more concentrated than DeFi after correction (Mann-Whitney p = 0.011, Cohen’s d = 1.05, robust in direction across leave-one-out, permutation, and a powered multivariate specification, with statistical significance conditional on the protocol-controlled-address and exchange-custody exclusion applied symmetrically across sectors, Section 4.6.2); and delegation amplifies voting power above token holdings in thirteen of eighteen protocols with sufficient governance data, with five design-driven exceptions (ENS, GMX, HNT, JUP, LPT). A subsidy-to-concentration association appears only through a single outlier (Pearson r = 0.62 including Livepeer, r = 0.07 excluding it).</w:t>
+        <w:t xml:space="preserve">Governance concentration in token systems is a post-distribution institutional-design outcome, not a launch-allocation or holder-list artifact; it cannot be read off initial tokenomics tables or naive holder lists. Across a 52-protocol cross-section spanning DePIN, DeFi, infrastructure, and social tokens, we compute Herfindahl-Hirschman Index (HHI) concentration after excluding protocol-controlled addresses (PCAs), and find that launch-design and protocol-financial covariates (insider, team, and investor allocation; protocol maturity; circulating float; valuation ratios) are each uninformative about steady-state concentration (insider allocation Pearson r = 0.07, p = 0.68, N = 37). Post-distribution and institutional-design factors are the larger correlates. Protocols with more insider wallets among top holders are more concentrated (Spearman rho = 0.48, p = 0.003, N = 37, surviving a non-insider HHI tautology check). DePIN governance is more concentrated than DeFi after correction (Mann-Whitney p = 0.011, Cohen’s d = 1.05); the sector contrast is robust in direction across leave-one-out, permutation, and a powered multivariate specification, with statistical significance conditional on applying the protocol-controlled-address and exchange-custody exclusion symmetrically across sectors (Section 4.6.2). Delegation amplifies voting power above token holdings in thirteen of eighteen protocols with sufficient governance data, with five design-driven exceptions (ENS, GMX, HNT, JUP, LPT). A subsidy-to-concentration association appears only through a single outlier (Pearson r = 0.62 including Livepeer, r = 0.07 excluding it).</w:t>
       </w:r>
     </w:p>
     <w:p>
@@ -573,7 +573,7 @@
         <w:t xml:space="preserve"> </w:t>
       </w:r>
       <w:r>
-        <w:t xml:space="preserve">DePIN and DeFi, develop a Blockscout-verified (a blockchain contract</w:t>
+        <w:t xml:space="preserve">DePIN and DeFi. We develop a Blockscout-verified (a blockchain contract</w:t>
       </w:r>
       <w:r>
         <w:t xml:space="preserve"> </w:t>
@@ -585,7 +585,7 @@
         <w:t xml:space="preserve"> </w:t>
       </w:r>
       <w:r>
-        <w:t xml:space="preserve">protocol-controlled address exclusions (PCAs; addresses that appear on holder</w:t>
+        <w:t xml:space="preserve">protocol-controlled-address exclusions (PCAs; addresses that appear on holder</w:t>
       </w:r>
       <w:r>
         <w:t xml:space="preserve"> </w:t>
@@ -609,7 +609,7 @@
         <w:t xml:space="preserve"> </w:t>
       </w:r>
       <w:r>
-        <w:t xml:space="preserve">time, and protocol treasuries) from HHI computation, and test every available</w:t>
+        <w:t xml:space="preserve">time, and protocol treasuries) from HHI computation. We then test every available</w:t>
       </w:r>
       <w:r>
         <w:t xml:space="preserve"> </w:t>
@@ -659,13 +659,13 @@
         <w:t xml:space="preserve"> </w:t>
       </w:r>
       <w:r>
-        <w:t xml:space="preserve">and protocol treasuries. Across 38 protocols, 133 such address</w:t>
-      </w:r>
-      <w:r>
-        <w:t xml:space="preserve"> </w:t>
-      </w:r>
-      <w:r>
-        <w:t xml:space="preserve">inclusions (125 unique addresses; five recur across multiple protocols,</w:t>
+        <w:t xml:space="preserve">and protocol treasuries. Across 38 protocols, 133 such protocol-controlled-address</w:t>
+      </w:r>
+      <w:r>
+        <w:t xml:space="preserve"> </w:t>
+      </w:r>
+      <w:r>
+        <w:t xml:space="preserve">exclusions (125 unique addresses; five recur across multiple protocols,</w:t>
       </w:r>
       <w:r>
         <w:t xml:space="preserve"> </w:t>
@@ -793,7 +793,7 @@
         <w:t xml:space="preserve"> </w:t>
       </w:r>
       <w:r>
-        <w:t xml:space="preserve">broader community-delegate set or vote-weight mechanism design distributes voting power below the holding baseline.</w:t>
+        <w:t xml:space="preserve">broader community-delegate set or vote-weight mechanism design disperses voting power below the holding baseline.</w:t>
       </w:r>
     </w:p>
     <w:p>
@@ -5323,7 +5323,7 @@
               <w:pStyle w:val="Compact"/>
             </w:pPr>
             <w:r>
-              <w:t xml:space="preserve">VSR position-state via Helius RPC</w:t>
+              <w:t xml:space="preserve">Voter Stake Registry (VSR) position-state via Helius RPC</w:t>
             </w:r>
           </w:p>
         </w:tc>
@@ -6741,7 +6741,7 @@
         <w:t xml:space="preserve"> </w:t>
       </w:r>
       <w:r>
-        <w:t xml:space="preserve">on the N = 30 DePIN-vs-DeFi sector contrast (125 exclusions across 36 protocols),</w:t>
+        <w:t xml:space="preserve">on the N = 30 DePIN-vs-DeFi sector contrast (125 of the 133 exclusions, across 36 protocols),</w:t>
       </w:r>
       <w:r>
         <w:t xml:space="preserve"> </w:t>
@@ -12715,7 +12715,7 @@
         <w:pStyle w:val="BodyText"/>
       </w:pPr>
       <w:r>
-        <w:t xml:space="preserve">HHI ranges from 0.005 to 0.199 across the full sample. Among DeFi</w:t>
+        <w:t xml:space="preserve">Among DeFi</w:t>
       </w:r>
       <w:r>
         <w:t xml:space="preserve"> </w:t>
@@ -12777,37 +12777,7 @@
         <w:t xml:space="preserve"> </w:t>
       </w:r>
       <w:r>
-        <w:t xml:space="preserve">exclusion top-1,000 sample than in the raw holder list. Applying the</w:t>
-      </w:r>
-      <w:r>
-        <w:t xml:space="preserve"> </w:t>
-      </w:r>
-      <w:r>
-        <w:t xml:space="preserve">holder-list correction for Solana tokens (Helius DAS API enumeration</w:t>
-      </w:r>
-      <w:r>
-        <w:t xml:space="preserve"> </w:t>
-      </w:r>
-      <w:r>
-        <w:t xml:space="preserve">versus the systematically-undercounting Dune indexer) and the PCA</w:t>
-      </w:r>
-      <w:r>
-        <w:t xml:space="preserve"> </w:t>
-      </w:r>
-      <w:r>
-        <w:t xml:space="preserve">exclusion methodology (38 protocols with documented exclusions; Section</w:t>
-      </w:r>
-      <w:r>
-        <w:t xml:space="preserve"> </w:t>
-      </w:r>
-      <w:r>
-        <w:t xml:space="preserve">3.8), the DePIN-DeFi concentration gap is computed on a holder</w:t>
-      </w:r>
-      <w:r>
-        <w:t xml:space="preserve"> </w:t>
-      </w:r>
-      <w:r>
-        <w:t xml:space="preserve">sample materially different from the naive top-1,000 alternative. For</w:t>
+        <w:t xml:space="preserve">exclusion top-1,000 sample than in the raw holder list. For</w:t>
       </w:r>
       <w:r>
         <w:t xml:space="preserve"> </w:t>
@@ -13312,7 +13282,7 @@
         <w:pStyle w:val="BodyText"/>
       </w:pPr>
       <w:r>
-        <w:t xml:space="preserve">The specification reported here substitutes protocol maturity for insider retention so that it reproduces over the full covariate-complete sample, and serves as the reproducible robustness anchor. With the insider-retention vector now re-derived and persisted under the evidence-traced classification of record (Section 3.4), the alternative specification that enters insider retention in place of maturity also reproduces a significant DePIN sector coefficient, with the insider-retention regressor itself not significant at the full sample (the cohort difference noted above); the sector result holds across six independent insider-classification schemes (Section 4.6.4). Both specifications are documented in the replication package described in Section 5.9.</w:t>
+        <w:t xml:space="preserve">The specification reported here substitutes protocol maturity for insider retention so that it reproduces over the full covariate-complete sample, and serves as the reproducible robustness anchor. The alternative specification that enters insider retention in place of maturity also reproduces a significant DePIN sector coefficient, with the insider-retention regressor itself not significant at the full sample (the cohort difference noted above). The insider-retention vector here is the version re-derived and persisted under the evidence-traced classification of record (Section 3.4), and the sector result holds across six independent insider-classification schemes (Section 4.6.4). Both specifications are documented in the replication package described in Section 5.9.</w:t>
       </w:r>
     </w:p>
     <w:p>
@@ -16059,25 +16029,25 @@
         <w:t xml:space="preserve"> </w:t>
       </w:r>
       <w:r>
-        <w:t xml:space="preserve">class: early protocols’ commitment to governance minimization, the</w:t>
-      </w:r>
-      <w:r>
-        <w:t xml:space="preserve"> </w:t>
-      </w:r>
-      <w:r>
-        <w:t xml:space="preserve">assumption that minimal on-chain rules would produce emergent</w:t>
-      </w:r>
-      <w:r>
-        <w:t xml:space="preserve"> </w:t>
-      </w:r>
-      <w:r>
-        <w:t xml:space="preserve">decentralization is inconsistent with the concentration patterns the</w:t>
-      </w:r>
-      <w:r>
-        <w:t xml:space="preserve"> </w:t>
-      </w:r>
-      <w:r>
-        <w:t xml:space="preserve">ideology sought to prevent. Protocols whose insiders retain their</w:t>
+        <w:t xml:space="preserve">class. Early protocols’ commitment to governance minimization rested on</w:t>
+      </w:r>
+      <w:r>
+        <w:t xml:space="preserve"> </w:t>
+      </w:r>
+      <w:r>
+        <w:t xml:space="preserve">the assumption that minimal on-chain rules would produce emergent</w:t>
+      </w:r>
+      <w:r>
+        <w:t xml:space="preserve"> </w:t>
+      </w:r>
+      <w:r>
+        <w:t xml:space="preserve">decentralization, and that assumption is inconsistent with the</w:t>
+      </w:r>
+      <w:r>
+        <w:t xml:space="preserve"> </w:t>
+      </w:r>
+      <w:r>
+        <w:t xml:space="preserve">concentration patterns the ideology sought to prevent. Protocols whose insiders retain their</w:t>
       </w:r>
       <w:r>
         <w:t xml:space="preserve"> </w:t>
@@ -20033,7 +20003,7 @@
           <w:i/>
           <w:iCs/>
         </w:rPr>
-        <w:t xml:space="preserve">25.6x (Polkadot); five protocols show dispersion: ENS (0.48x), GMX</w:t>
+        <w:t xml:space="preserve">25.6x (Polkadot); five protocols show dispersion (the five dispersion</w:t>
       </w:r>
       <w:r>
         <w:rPr>
@@ -20047,35 +20017,7 @@
           <w:i/>
           <w:iCs/>
         </w:rPr>
-        <w:t xml:space="preserve">(0.87x), HNT (0.26x to 0.39x), JUP (0.12x, the most-extreme dispersion</w:t>
-      </w:r>
-      <w:r>
-        <w:rPr>
-          <w:i/>
-          <w:iCs/>
-        </w:rPr>
-        <w:t xml:space="preserve"> </w:t>
-      </w:r>
-      <w:r>
-        <w:rPr>
-          <w:i/>
-          <w:iCs/>
-        </w:rPr>
-        <w:t xml:space="preserve">outlier), and Livepeer (0.27x, the most pronounced DePIN governance</w:t>
-      </w:r>
-      <w:r>
-        <w:rPr>
-          <w:i/>
-          <w:iCs/>
-        </w:rPr>
-        <w:t xml:space="preserve"> </w:t>
-      </w:r>
-      <w:r>
-        <w:rPr>
-          <w:i/>
-          <w:iCs/>
-        </w:rPr>
-        <w:t xml:space="preserve">disperser). Per-protocol values and source notes are in Table 6 and</w:t>
+        <w:t xml:space="preserve">exceptions, Table 6). Per-protocol values and source notes are in Table 6 and</w:t>
       </w:r>
       <w:r>
         <w:rPr>
@@ -20579,19 +20521,13 @@
         <w:t xml:space="preserve"> </w:t>
       </w:r>
       <w:r>
-        <w:t xml:space="preserve">to 25.6x (Polkadot) across the thirteen amplifying protocols; ENS at 0.48x; GMX at 0.87x; HNT at 0.26x-0.39x; JUP at 0.12x; and LPT at 0.27x are</w:t>
-      </w:r>
-      <w:r>
-        <w:t xml:space="preserve"> </w:t>
-      </w:r>
-      <w:r>
-        <w:t xml:space="preserve">the five structural exceptions (ENS: mature delegate program where holders</w:t>
-      </w:r>
-      <w:r>
-        <w:t xml:space="preserve"> </w:t>
-      </w:r>
-      <w:r>
-        <w:t xml:space="preserve">systematically delegate to a broad community-delegate set; GMX: methodology-sensitive crossover per Section 4.5.1.1; HNT: Solana VSR lockup-weighted design per Section 4.5.4; JUP: Solana delegated-vote with broad airdrop user base per Section 4.5.4, the most-extreme dispersion outlier in the cross-section; LPT: Livepeer orchestrator bonded-stake delegation across roughly 100 orchestrators, the most pronounced DePIN governance disperser, with holdings concentration unchanged at the cross-section maximum). Within the</w:t>
+        <w:t xml:space="preserve">to 25.6x (Polkadot) across the thirteen amplifying protocols; ENS, GMX, HNT, JUP, and LPT are</w:t>
+      </w:r>
+      <w:r>
+        <w:t xml:space="preserve"> </w:t>
+      </w:r>
+      <w:r>
+        <w:t xml:space="preserve">the five structural exceptions (the five dispersion exceptions discussed individually in Sections 4.5.1, 4.5.1.1, and 4.5.4, with per-protocol ratios and descriptors in Table 6). Within the</w:t>
       </w:r>
       <w:r>
         <w:t xml:space="preserve"> </w:t>
@@ -21060,7 +20996,7 @@
         <w:t xml:space="preserve"> </w:t>
       </w:r>
       <w:r>
-        <w:t xml:space="preserve">(ENS at 0.48x; GMX at 0.87x; HNT at 0.26x-0.39x; JUP at 0.12x; LPT at 0.27x) together preserve the dispersion pattern</w:t>
+        <w:t xml:space="preserve">(the five dispersion exceptions, Table 6) together preserve the dispersion pattern</w:t>
       </w:r>
       <w:r>
         <w:t xml:space="preserve"> </w:t>
@@ -22613,7 +22549,7 @@
         <w:pStyle w:val="FirstParagraph"/>
       </w:pPr>
       <w:r>
-        <w:t xml:space="preserve">The sector finding does not depend on how insider holdings are coded. We re-estimate the retention specification (log-HHI on sector, revenue intensity, and the insider-retention regressor over the covariate-complete sample, N = 50) under six independent insider-classification schemes, spanning a keyword-floor lower bound (any treasury- or multisig-keyword holder counted as insider) through reliability-gated and adversarially reviewed variants to the evidence-traced classification of record (Nansen entity labels plus deployer and signer tracing; Section 3.4). The DePIN sector coefficient stays positive and significant under every scheme, with its two-sided p-value ranging from 0.0013 at the keyword floor to 0.0082 at the most permissive gap-filled variant (0.0050 under the classification of record); all six fall below 0.01. The insider-retention regressor itself is not significant under any scheme, so the sector channel, not the insider-retention channel, carries the result regardless of classification choice. Because the evidence-traced classification of record corrects the over-count present in keyword-only coding (Section 3.4), the sector signal is, if anything, sharpest there. The per-scheme estimates are tabulated in</w:t>
+        <w:t xml:space="preserve">The sector finding does not depend on how insider holdings are coded. We re-estimate the retention specification (log-HHI on sector, revenue intensity, and the insider-retention regressor over the covariate-complete sample, N = 50) under six independent insider-classification schemes. These schemes span a keyword-floor lower bound (any treasury- or multisig-keyword holder counted as insider), reliability-gated and adversarially reviewed variants, and the evidence-traced classification of record (Nansen entity labels plus deployer and signer tracing; Section 3.4). The DePIN sector coefficient stays positive and significant under every scheme, with its two-sided p-value ranging from 0.0013 at the keyword floor to 0.0082 at the most permissive gap-filled variant (0.0050 under the classification of record); all six fall below 0.01. The insider-retention regressor itself is not significant under any scheme, so the sector channel, not the insider-retention channel, carries the result regardless of classification choice. Because the evidence-traced classification of record corrects the over-count present in keyword-only coding (Section 3.4), the sector signal is, if anything, sharpest there. The per-scheme estimates are tabulated in</w:t>
       </w:r>
       <w:r>
         <w:t xml:space="preserve"> </w:t>
@@ -23056,7 +22992,7 @@
         <w:t xml:space="preserve"> </w:t>
       </w:r>
       <w:r>
-        <w:t xml:space="preserve">(Section 3.8). The exclusion methodology applies 133 address exclusions controlled by protocols themselves across 38 protocols. Correcting for these addresses changed affected protocols’ HHI by a median factor of 2.3x and up to approximately 18x, showing that prior holder-list studies can measure protocol architecture rather than governance control.</w:t>
+        <w:t xml:space="preserve">(Section 3.8). The exclusion methodology gives the field a reproducible, five-class typology for separating protocol-controlled addresses from genuine holders, applicable beyond this sample. Its contribution is to show that prior holder-list studies can measure protocol architecture rather than governance control, so any decentralization claim built on raw holder lists is unsafe until the protocol-controlled addresses are removed.</w:t>
       </w:r>
     </w:p>
     <w:p>
@@ -23110,7 +23046,7 @@
         <w:t xml:space="preserve"> </w:t>
       </w:r>
       <w:r>
-        <w:t xml:space="preserve">(Section 4.5). Voting-HHI exceeds post-exclusion holding HHI in thirteen of eighteen protocols with sufficient governance data, while ENS, GMX, HNT, JUP, and LPT show that dispersion is possible under different delegate-program, voting-mechanism, or bonded-stake-delegation designs. Curve, Balancer, and Frax form a separate vote-escrow class with much larger amplification.</w:t>
+        <w:t xml:space="preserve">(Section 4.5). The contribution to the field is to show that delegation is not a deconcentrating force by default: voting power usually concentrates above the post-exclusion holding baseline, so a holding-based decentralization audit understates true governance concentration unless it adds a voting-HHI comparison. The dispersion cases (ENS, GMX, HNT, JUP, LPT) and the separate vote-escrow class (Curve, Balancer, Frax) establish that the direction and magnitude of delegation’s effect are design-tractable rather than mechanism-inevitable.</w:t>
       </w:r>
     </w:p>
     <w:bookmarkEnd w:id="96"/>

--- a/b2/paper/B2_Governance_Concentration_Frontiers_Submission.docx
+++ b/b2/paper/B2_Governance_Concentration_Frontiers_Submission.docx
@@ -22914,7 +22914,7 @@
         <w:pStyle w:val="FirstParagraph"/>
       </w:pPr>
       <w:r>
-        <w:t xml:space="preserve">This paper contributes to the empirical DAO-governance literature by refining how concentration is measured. Prior work documents token inequality, voter concentration, participation gaps, and the decentralization illusion. This paper extends that literature by showing that concentration estimates change materially once protocol-controlled addresses are excluded, and by comparing holding HHI with voting-HHI across delegation systems.</w:t>
+        <w:t xml:space="preserve">Prior holder-list concentration studies (Barbereau et al., 2023; Feichtinger et al., 2023) document token inequality, voter concentration, participation gaps, and the decentralization illusion, but they measure a contaminated object: raw holder lists inflate HHI by a median factor of 2.3x and up to approximately 18x once protocol-controlled addresses are removed. The correction is not a refinement of those estimates but a change in what they measure, from protocol architecture to governance control. The holding-HHI to voting-HHI comparison across delegation systems is a second measurement layer prior work omits.</w:t>
       </w:r>
     </w:p>
     <w:p>
@@ -23557,15 +23557,15 @@
         <w:pStyle w:val="BodyText"/>
       </w:pPr>
       <w:r>
-        <w:t xml:space="preserve">For practitioners and researchers, the actionable implication is that live-governance measurement, not launch tokenomics, is the basis for any decentralization claim: a serious audit starts from PCA-corrected current holder concentration and then adds insider-retention checks, a voting-HHI to holding-HHI comparison, and delegation and vote-escrow adjustment. Token allocation is a launch document; governance concentration is a live institutional state, and only the live state can be audited. ENS and Anyone Protocol show that lower concentration and delegation-mediated dispersion are achievable through deliberate institutional design.</w:t>
-      </w:r>
-    </w:p>
-    <w:p>
-      <w:pPr>
-        <w:pStyle w:val="BodyText"/>
-      </w:pPr>
-      <w:r>
-        <w:t xml:space="preserve">The stakes of measuring concentration accurately are normative as well as descriptive. Where decisive voting weight sits with a small set of holders, participants govern under others’ discretion rather than under rules they jointly control, a condition the republican tradition names domination and the commons-governance literature treats as inconsistent with durable self-governance. A companion theoretical paper accounts for why concentration persists across protocol age, valuation, and allocation design as a structural equilibrium rather than a transient failure (Zukowski, 2026e); a companion normative paper develops the non-domination standard by which a given distribution counts as legitimate self-governance (Zukowski, 2026f). Longitudinal panel analysis and pre-registered falsifiable predictions are specified in Section 5.8 and Supplementary File S17.</w:t>
+        <w:t xml:space="preserve">For practitioners and researchers, the actionable implication is that live-governance measurement, not launch tokenomics, is the basis for any decentralization claim: a serious audit starts from PCA-corrected current holder concentration and then adds insider-retention checks, a voting-HHI to holding-HHI comparison, and delegation and vote-escrow adjustment. Token allocation is a launch document. Governance concentration is a live institutional state: the allocation table records de jure authority, and only the de facto state, measured after PCA correction, can be audited. ENS and Anyone Protocol show that lower concentration and delegation-mediated dispersion are achievable through deliberate institutional design.</w:t>
+      </w:r>
+    </w:p>
+    <w:p>
+      <w:pPr>
+        <w:pStyle w:val="BodyText"/>
+      </w:pPr>
+      <w:r>
+        <w:t xml:space="preserve">The stakes of measuring concentration accurately are normative as well as descriptive. Where decisive voting weight sits with a small set of holders, participants govern under others’ discretion rather than under rules they jointly control, a condition the republican tradition names domination and the commons-governance literature treats as inconsistent with durable self-governance. A companion theoretical paper accounts for why concentration persists across protocol age, valuation, and allocation design as a structural equilibrium rather than a transient failure (Zukowski, 2026e); a companion normative paper develops the non-domination standard by which a given distribution counts as legitimate self-governance (Zukowski, 2026f). Measured correctly, token governance concentration is not a tokenomics statistic but a political fact: it tells whether the people a protocol governs hold rule-making power or merely hold tokens.</w:t>
       </w:r>
     </w:p>
     <w:bookmarkEnd w:id="104"/>
